--- a/documentation/SDMX_3-0_SECTION_3A_SDMX_ML.docx
+++ b/documentation/SDMX_3-0_SECTION_3A_SDMX_ML.docx
@@ -1,1777 +1,12 @@
 
 <file path=word/document.xml><?xml version="1.0" encoding="utf-8"?>
-<w:document xmlns:wpc="http://schemas.microsoft.com/office/word/2010/wordprocessingCanvas" xmlns:cx="http://schemas.microsoft.com/office/drawing/2014/chartex" xmlns:cx1="http://schemas.microsoft.com/office/drawing/2015/9/8/chartex" xmlns:cx2="http://schemas.microsoft.com/office/drawing/2015/10/21/chartex" xmlns:cx3="http://schemas.microsoft.com/office/drawing/2016/5/9/chartex" xmlns:cx4="http://schemas.microsoft.com/office/drawing/2016/5/10/chartex" xmlns:cx5="http://schemas.microsoft.com/office/drawing/2016/5/11/chartex" xmlns:cx6="http://schemas.microsoft.com/office/drawing/2016/5/12/chartex" xmlns:cx7="http://schemas.microsoft.com/office/drawing/2016/5/13/chartex" xmlns:cx8="http://schemas.microsoft.com/office/drawing/2016/5/14/chartex" xmlns:mc="http://schemas.openxmlformats.org/markup-compatibility/2006" xmlns:aink="http://schemas.microsoft.com/office/drawing/2016/ink" xmlns:am3d="http://schemas.microsoft.com/office/drawing/2017/model3d" xmlns:o="urn:schemas-microsoft-com:office:office" xmlns:r="http://schemas.openxmlformats.org/officeDocument/2006/relationships" xmlns:m="http://schemas.openxmlformats.org/officeDocument/2006/math" xmlns:v="urn:schemas-microsoft-com:vml" xmlns:wp14="http://schemas.microsoft.com/office/word/2010/wordprocessingDrawing" xmlns:wp="http://schemas.openxmlformats.org/drawingml/2006/wordprocessingDrawing" xmlns:w10="urn:schemas-microsoft-com:office:word" xmlns:w="http://schemas.openxmlformats.org/wordprocessingml/2006/main" xmlns:w14="http://schemas.microsoft.com/office/word/2010/wordml" xmlns:w15="http://schemas.microsoft.com/office/word/2012/wordml" xmlns:w16cex="http://schemas.microsoft.com/office/word/2018/wordml/cex" xmlns:w16cid="http://schemas.microsoft.com/office/word/2016/wordml/cid" xmlns:w16="http://schemas.microsoft.com/office/word/2018/wordml" xmlns:w16sdtdh="http://schemas.microsoft.com/office/word/2020/wordml/sdtdatahash" xmlns:w16se="http://schemas.microsoft.com/office/word/2015/wordml/symex" xmlns:wpg="http://schemas.microsoft.com/office/word/2010/wordprocessingGroup" xmlns:wpi="http://schemas.microsoft.com/office/word/2010/wordprocessingInk" xmlns:wne="http://schemas.microsoft.com/office/word/2006/wordml" xmlns:wps="http://schemas.microsoft.com/office/word/2010/wordprocessingShape" mc:Ignorable="w14 w15 w16se w16cid w16 w16cex w16sdtdh wp14">
+<w:document xmlns:wpc="http://schemas.microsoft.com/office/word/2010/wordprocessingCanvas" xmlns:cx="http://schemas.microsoft.com/office/drawing/2014/chartex" xmlns:cx1="http://schemas.microsoft.com/office/drawing/2015/9/8/chartex" xmlns:cx2="http://schemas.microsoft.com/office/drawing/2015/10/21/chartex" xmlns:cx3="http://schemas.microsoft.com/office/drawing/2016/5/9/chartex" xmlns:cx4="http://schemas.microsoft.com/office/drawing/2016/5/10/chartex" xmlns:cx5="http://schemas.microsoft.com/office/drawing/2016/5/11/chartex" xmlns:cx6="http://schemas.microsoft.com/office/drawing/2016/5/12/chartex" xmlns:cx7="http://schemas.microsoft.com/office/drawing/2016/5/13/chartex" xmlns:cx8="http://schemas.microsoft.com/office/drawing/2016/5/14/chartex" xmlns:mc="http://schemas.openxmlformats.org/markup-compatibility/2006" xmlns:aink="http://schemas.microsoft.com/office/drawing/2016/ink" xmlns:am3d="http://schemas.microsoft.com/office/drawing/2017/model3d" xmlns:o="urn:schemas-microsoft-com:office:office" xmlns:oel="http://schemas.microsoft.com/office/2019/extlst" xmlns:r="http://schemas.openxmlformats.org/officeDocument/2006/relationships" xmlns:m="http://schemas.openxmlformats.org/officeDocument/2006/math" xmlns:v="urn:schemas-microsoft-com:vml" xmlns:wp14="http://schemas.microsoft.com/office/word/2010/wordprocessingDrawing" xmlns:wp="http://schemas.openxmlformats.org/drawingml/2006/wordprocessingDrawing" xmlns:w10="urn:schemas-microsoft-com:office:word" xmlns:w="http://schemas.openxmlformats.org/wordprocessingml/2006/main" xmlns:w14="http://schemas.microsoft.com/office/word/2010/wordml" xmlns:w15="http://schemas.microsoft.com/office/word/2012/wordml" xmlns:w16cex="http://schemas.microsoft.com/office/word/2018/wordml/cex" xmlns:w16cid="http://schemas.microsoft.com/office/word/2016/wordml/cid" xmlns:w16="http://schemas.microsoft.com/office/word/2018/wordml" xmlns:w16du="http://schemas.microsoft.com/office/word/2023/wordml/word16du" xmlns:w16sdtdh="http://schemas.microsoft.com/office/word/2020/wordml/sdtdatahash" xmlns:w16sdtfl="http://schemas.microsoft.com/office/word/2024/wordml/sdtformatlock" xmlns:w16se="http://schemas.microsoft.com/office/word/2015/wordml/symex" xmlns:wpg="http://schemas.microsoft.com/office/word/2010/wordprocessingGroup" xmlns:wpi="http://schemas.microsoft.com/office/word/2010/wordprocessingInk" xmlns:wne="http://schemas.microsoft.com/office/word/2006/wordml" xmlns:wps="http://schemas.microsoft.com/office/word/2010/wordprocessingShape" mc:Ignorable="w14 w15 w16se w16cid w16 w16cex w16sdtdh w16sdtfl w16du wp14">
   <w:body>
     <w:p>
       <w:pPr>
-        <w:pStyle w:val="FrontPage"/>
-        <w:rPr>
-          <w:lang w:val="de-DE"/>
-        </w:rPr>
-      </w:pPr>
-      <w:r>
-        <w:rPr>
-          <w:noProof/>
-          <w:lang w:eastAsia="en-GB"/>
-        </w:rPr>
-        <w:pict w14:anchorId="6B243A94">
-          <v:rect id="_x0000_s1026" style="position:absolute;left:0;text-align:left;margin-left:0;margin-top:26.05pt;width:387pt;height:540pt;z-index:-251658752;mso-wrap-edited:f;mso-position-horizontal:center;mso-position-horizontal-relative:margin" filled="f" fillcolor="#36f">
-            <v:fill opacity="52429f" o:opacity2="52429f"/>
-            <w10:wrap anchorx="margin"/>
-          </v:rect>
-        </w:pict>
-      </w:r>
-    </w:p>
-    <w:p>
-      <w:pPr>
-        <w:pStyle w:val="SectionTitle"/>
-        <w:rPr>
-          <w:b w:val="0"/>
-        </w:rPr>
-      </w:pPr>
-      <w:r>
-        <w:rPr>
-          <w:b w:val="0"/>
-        </w:rPr>
-        <w:t xml:space="preserve">SDMX Standards: Section </w:t>
-      </w:r>
-      <w:r>
-        <w:rPr>
-          <w:b w:val="0"/>
-        </w:rPr>
-        <w:t>3A</w:t>
-      </w:r>
-    </w:p>
-    <w:p>
-      <w:pPr>
-        <w:pStyle w:val="FrontPage"/>
-      </w:pPr>
-    </w:p>
-    <w:p>
-      <w:pPr>
-        <w:pStyle w:val="FrontPage"/>
-      </w:pPr>
-    </w:p>
-    <w:p>
-      <w:pPr>
-        <w:pStyle w:val="DocumentTitle"/>
-        <w:rPr>
-          <w:b w:val="0"/>
-        </w:rPr>
-      </w:pPr>
-      <w:r>
-        <w:rPr>
-          <w:b w:val="0"/>
-        </w:rPr>
-        <w:t>SDMX-ML</w:t>
-      </w:r>
-      <w:r>
-        <w:rPr>
-          <w:b w:val="0"/>
-        </w:rPr>
-        <w:t xml:space="preserve">: </w:t>
-      </w:r>
-    </w:p>
-    <w:p>
-      <w:pPr>
-        <w:pStyle w:val="DocumentTitle"/>
-        <w:rPr>
-          <w:b w:val="0"/>
-        </w:rPr>
-      </w:pPr>
-      <w:r>
-        <w:rPr>
-          <w:b w:val="0"/>
-        </w:rPr>
-        <w:t xml:space="preserve">  </w:t>
-      </w:r>
-      <w:r>
-        <w:rPr>
-          <w:b w:val="0"/>
-        </w:rPr>
-        <w:t xml:space="preserve"> </w:t>
-      </w:r>
-      <w:r>
-        <w:rPr>
-          <w:b w:val="0"/>
-        </w:rPr>
-        <w:t>Schema and Documentation</w:t>
-      </w:r>
-    </w:p>
-    <w:p>
-      <w:pPr>
-        <w:pStyle w:val="FrontPage"/>
-        <w:rPr>
-          <w:lang w:val="de-DE"/>
-        </w:rPr>
-      </w:pPr>
-    </w:p>
-    <w:p>
-      <w:pPr>
-        <w:pStyle w:val="FrontPage"/>
-        <w:rPr>
-          <w:b w:val="0"/>
-          <w:lang w:val="de-DE"/>
-        </w:rPr>
-      </w:pPr>
-      <w:r>
-        <w:rPr>
-          <w:b w:val="0"/>
-          <w:smallCaps/>
-          <w:sz w:val="32"/>
-          <w:szCs w:val="32"/>
-          <w:lang w:val="de-DE"/>
-        </w:rPr>
-        <w:t xml:space="preserve">Version </w:t>
-      </w:r>
-      <w:r>
-        <w:rPr>
-          <w:b w:val="0"/>
-          <w:smallCaps/>
-          <w:sz w:val="32"/>
-          <w:szCs w:val="32"/>
-          <w:lang w:val="de-DE"/>
-        </w:rPr>
-        <w:t>3</w:t>
-      </w:r>
-      <w:r>
-        <w:rPr>
-          <w:b w:val="0"/>
-          <w:smallCaps/>
-          <w:sz w:val="32"/>
-          <w:szCs w:val="32"/>
-          <w:lang w:val="de-DE"/>
-        </w:rPr>
-        <w:t>.</w:t>
-      </w:r>
-      <w:r>
-        <w:rPr>
-          <w:b w:val="0"/>
-          <w:smallCaps/>
-          <w:sz w:val="32"/>
-          <w:szCs w:val="32"/>
-          <w:lang w:val="de-DE"/>
-        </w:rPr>
-        <w:t>0</w:t>
-      </w:r>
-    </w:p>
-    <w:p>
-      <w:pPr>
-        <w:pStyle w:val="FrontPage"/>
-        <w:rPr>
-          <w:sz w:val="36"/>
-          <w:szCs w:val="36"/>
-          <w:lang w:val="de-DE"/>
-        </w:rPr>
-      </w:pPr>
-    </w:p>
-    <w:p>
-      <w:pPr>
-        <w:pStyle w:val="FrontPage"/>
-        <w:rPr>
-          <w:sz w:val="36"/>
-          <w:szCs w:val="36"/>
-          <w:lang w:val="de-DE"/>
-        </w:rPr>
-      </w:pPr>
-    </w:p>
-    <w:p>
-      <w:pPr>
-        <w:pStyle w:val="FrontPage"/>
-        <w:rPr>
-          <w:sz w:val="36"/>
-          <w:szCs w:val="36"/>
-          <w:lang w:val="de-DE"/>
-        </w:rPr>
-      </w:pPr>
-    </w:p>
-    <w:p>
-      <w:pPr>
-        <w:pStyle w:val="FrontPage"/>
-        <w:rPr>
-          <w:sz w:val="36"/>
-          <w:szCs w:val="36"/>
-          <w:lang w:val="de-DE"/>
-        </w:rPr>
-      </w:pPr>
-    </w:p>
-    <w:p>
-      <w:pPr>
-        <w:pStyle w:val="FrontPage"/>
-        <w:rPr>
-          <w:sz w:val="36"/>
-          <w:szCs w:val="36"/>
-          <w:lang w:val="de-DE"/>
-        </w:rPr>
-      </w:pPr>
-    </w:p>
-    <w:p>
-      <w:pPr>
-        <w:pStyle w:val="FrontPage"/>
-        <w:rPr>
-          <w:sz w:val="36"/>
-          <w:szCs w:val="36"/>
-          <w:lang w:val="de-DE"/>
-        </w:rPr>
-      </w:pPr>
-    </w:p>
-    <w:p>
-      <w:pPr>
-        <w:pStyle w:val="FrontPage"/>
-        <w:rPr>
-          <w:sz w:val="36"/>
-          <w:szCs w:val="36"/>
-          <w:lang w:val="de-DE"/>
-        </w:rPr>
-      </w:pPr>
-    </w:p>
-    <w:p>
-      <w:pPr>
-        <w:pStyle w:val="DatePub"/>
-      </w:pPr>
-      <w:r>
-        <w:t>September</w:t>
-      </w:r>
-      <w:r>
-        <w:t xml:space="preserve"> 20</w:t>
-      </w:r>
-      <w:r>
-        <w:t>2</w:t>
-      </w:r>
-      <w:r>
-        <w:t>1</w:t>
-      </w:r>
-    </w:p>
-    <w:p>
-      <w:pPr>
-        <w:pStyle w:val="ParagraphCharCharChar"/>
-        <w:rPr>
-          <w:lang w:val="en-US"/>
-        </w:rPr>
-      </w:pPr>
-    </w:p>
-    <w:p>
-      <w:pPr>
-        <w:pStyle w:val="ParagraphCharCharChar"/>
-        <w:rPr>
-          <w:lang w:val="en-US"/>
-        </w:rPr>
-      </w:pPr>
-    </w:p>
-    <w:p>
-      <w:pPr>
-        <w:rPr>
-          <w:lang w:val="en-US"/>
-        </w:rPr>
-      </w:pPr>
-    </w:p>
-    <w:p>
-      <w:pPr>
-        <w:rPr>
-          <w:lang w:val="en-US"/>
-        </w:rPr>
-      </w:pPr>
-    </w:p>
-    <w:p>
-      <w:pPr>
-        <w:rPr>
-          <w:lang w:val="en-US"/>
-        </w:rPr>
-      </w:pPr>
-    </w:p>
-    <w:p>
-      <w:pPr>
-        <w:tabs>
-          <w:tab w:val="left" w:pos="1249"/>
-        </w:tabs>
-        <w:rPr>
-          <w:sz w:val="22"/>
-          <w:lang w:val="en-US"/>
-        </w:rPr>
-      </w:pPr>
-      <w:r>
-        <w:rPr>
-          <w:sz w:val="22"/>
-          <w:lang w:val="en-US"/>
-        </w:rPr>
-        <w:tab/>
-      </w:r>
-    </w:p>
-    <w:p>
-      <w:pPr>
-        <w:tabs>
-          <w:tab w:val="left" w:pos="1249"/>
-        </w:tabs>
-        <w:rPr>
-          <w:lang w:val="en-US"/>
-        </w:rPr>
+        <w:pStyle w:val="berschrift1"/>
         <w:sectPr>
-          <w:headerReference w:type="default" r:id="rId7"/>
-          <w:footerReference w:type="default" r:id="rId8"/>
-          <w:pgSz w:w="11906" w:h="16838" w:code="9"/>
-          <w:pgMar w:top="1440" w:right="1797" w:bottom="1440" w:left="1797" w:header="709" w:footer="709" w:gutter="0"/>
-          <w:cols w:space="708"/>
-          <w:docGrid w:linePitch="360"/>
-        </w:sectPr>
-      </w:pPr>
-      <w:r>
-        <w:rPr>
-          <w:lang w:val="en-US"/>
-        </w:rPr>
-        <w:lastRenderedPageBreak/>
-        <w:tab/>
-      </w:r>
-    </w:p>
-    <w:p>
-      <w:pPr>
-        <w:pStyle w:val="ParagraphCharCharChar"/>
-        <w:rPr>
-          <w:lang w:val="en-US"/>
-        </w:rPr>
-      </w:pPr>
-    </w:p>
-    <w:p>
-      <w:pPr>
-        <w:pStyle w:val="ParagraphCharCharChar"/>
-        <w:rPr>
-          <w:lang w:val="en-US"/>
-        </w:rPr>
-      </w:pPr>
-    </w:p>
-    <w:p>
-      <w:pPr>
-        <w:pStyle w:val="ParagraphCharCharChar"/>
-        <w:rPr>
-          <w:lang w:val="en-US"/>
-        </w:rPr>
-      </w:pPr>
-    </w:p>
-    <w:p>
-      <w:pPr>
-        <w:pStyle w:val="ParagraphCharCharChar"/>
-        <w:rPr>
-          <w:lang w:val="en-US"/>
-        </w:rPr>
-      </w:pPr>
-    </w:p>
-    <w:p>
-      <w:pPr>
-        <w:pStyle w:val="ParagraphCharCharChar"/>
-        <w:rPr>
-          <w:lang w:val="en-US"/>
-        </w:rPr>
-      </w:pPr>
-    </w:p>
-    <w:p>
-      <w:pPr>
-        <w:pStyle w:val="ParagraphCharCharChar"/>
-        <w:rPr>
-          <w:lang w:val="en-US"/>
-        </w:rPr>
-      </w:pPr>
-    </w:p>
-    <w:p>
-      <w:pPr>
-        <w:pStyle w:val="ParagraphCharCharChar"/>
-        <w:rPr>
-          <w:lang w:val="en-US"/>
-        </w:rPr>
-      </w:pPr>
-    </w:p>
-    <w:p>
-      <w:pPr>
-        <w:pStyle w:val="ParagraphCharCharChar"/>
-        <w:rPr>
-          <w:lang w:val="en-US"/>
-        </w:rPr>
-      </w:pPr>
-    </w:p>
-    <w:p>
-      <w:pPr>
-        <w:pStyle w:val="ParagraphCharCharChar"/>
-        <w:rPr>
-          <w:lang w:val="en-US"/>
-        </w:rPr>
-      </w:pPr>
-    </w:p>
-    <w:p>
-      <w:pPr>
-        <w:pStyle w:val="ParagraphCharCharChar"/>
-        <w:rPr>
-          <w:lang w:val="en-US"/>
-        </w:rPr>
-      </w:pPr>
-    </w:p>
-    <w:p>
-      <w:pPr>
-        <w:pStyle w:val="ParagraphCharCharChar"/>
-        <w:rPr>
-          <w:lang w:val="en-US"/>
-        </w:rPr>
-      </w:pPr>
-    </w:p>
-    <w:p>
-      <w:pPr>
-        <w:pStyle w:val="ParagraphCharCharChar"/>
-        <w:rPr>
-          <w:lang w:val="en-US"/>
-        </w:rPr>
-      </w:pPr>
-    </w:p>
-    <w:p>
-      <w:pPr>
-        <w:pStyle w:val="ParagraphCharCharChar"/>
-        <w:rPr>
-          <w:lang w:val="en-US"/>
-        </w:rPr>
-      </w:pPr>
-    </w:p>
-    <w:p>
-      <w:pPr>
-        <w:pStyle w:val="ParagraphCharCharChar"/>
-        <w:rPr>
-          <w:lang w:val="en-US"/>
-        </w:rPr>
-      </w:pPr>
-    </w:p>
-    <w:p>
-      <w:pPr>
-        <w:pStyle w:val="ParagraphCharCharChar"/>
-        <w:rPr>
-          <w:lang w:val="en-US"/>
-        </w:rPr>
-      </w:pPr>
-    </w:p>
-    <w:p>
-      <w:pPr>
-        <w:pStyle w:val="ParagraphCharCharChar"/>
-        <w:rPr>
-          <w:lang w:val="en-US"/>
-        </w:rPr>
-      </w:pPr>
-    </w:p>
-    <w:p>
-      <w:pPr>
-        <w:pStyle w:val="ParagraphCharCharChar"/>
-        <w:rPr>
-          <w:lang w:val="en-US"/>
-        </w:rPr>
-      </w:pPr>
-    </w:p>
-    <w:p>
-      <w:pPr>
-        <w:pStyle w:val="ParagraphCharCharChar"/>
-        <w:rPr>
-          <w:lang w:val="en-US"/>
-        </w:rPr>
-      </w:pPr>
-    </w:p>
-    <w:p>
-      <w:pPr>
-        <w:pStyle w:val="ParagraphCharCharChar"/>
-        <w:rPr>
-          <w:lang w:val="en-US"/>
-        </w:rPr>
-      </w:pPr>
-    </w:p>
-    <w:p>
-      <w:pPr>
-        <w:pStyle w:val="ParagraphCharCharChar"/>
-        <w:rPr>
-          <w:lang w:val="en-US"/>
-        </w:rPr>
-      </w:pPr>
-    </w:p>
-    <w:p>
-      <w:pPr>
-        <w:pStyle w:val="ParagraphCharCharChar"/>
-        <w:rPr>
-          <w:lang w:val="en-US"/>
-        </w:rPr>
-      </w:pPr>
-    </w:p>
-    <w:p>
-      <w:pPr>
-        <w:pStyle w:val="ParagraphCharCharChar"/>
-        <w:rPr>
-          <w:lang w:val="en-US"/>
-        </w:rPr>
-      </w:pPr>
-    </w:p>
-    <w:p>
-      <w:pPr>
-        <w:pStyle w:val="ParagraphCharCharChar"/>
-        <w:rPr>
-          <w:lang w:val="en-US"/>
-        </w:rPr>
-      </w:pPr>
-    </w:p>
-    <w:p>
-      <w:pPr>
-        <w:pStyle w:val="ParagraphCharCharChar"/>
-        <w:rPr>
-          <w:lang w:val="en-US"/>
-        </w:rPr>
-      </w:pPr>
-    </w:p>
-    <w:p>
-      <w:pPr>
-        <w:pStyle w:val="ParagraphCharCharChar"/>
-        <w:rPr>
-          <w:lang w:val="en-US"/>
-        </w:rPr>
-      </w:pPr>
-    </w:p>
-    <w:p>
-      <w:pPr>
-        <w:pStyle w:val="ParagraphCharCharChar"/>
-        <w:rPr>
-          <w:lang w:val="en-US"/>
-        </w:rPr>
-      </w:pPr>
-    </w:p>
-    <w:p>
-      <w:pPr>
-        <w:pStyle w:val="ParagraphCharCharChar"/>
-        <w:rPr>
-          <w:lang w:val="en-US"/>
-        </w:rPr>
-      </w:pPr>
-    </w:p>
-    <w:p>
-      <w:pPr>
-        <w:pStyle w:val="ParagraphCharCharChar"/>
-        <w:rPr>
-          <w:lang w:val="en-US"/>
-        </w:rPr>
-      </w:pPr>
-    </w:p>
-    <w:p>
-      <w:pPr>
-        <w:pStyle w:val="ParagraphCharCharChar"/>
-        <w:rPr>
-          <w:lang w:val="en-US"/>
-        </w:rPr>
-      </w:pPr>
-    </w:p>
-    <w:p>
-      <w:pPr>
-        <w:pStyle w:val="ParagraphCharCharChar"/>
-        <w:rPr>
-          <w:lang w:val="en-US"/>
-        </w:rPr>
-      </w:pPr>
-    </w:p>
-    <w:p>
-      <w:pPr>
-        <w:pStyle w:val="ParagraphCharCharChar"/>
-        <w:rPr>
-          <w:lang w:val="en-US"/>
-        </w:rPr>
-      </w:pPr>
-    </w:p>
-    <w:p>
-      <w:pPr>
-        <w:pStyle w:val="ParagraphCharCharChar"/>
-        <w:rPr>
-          <w:lang w:val="en-US"/>
-        </w:rPr>
-      </w:pPr>
-    </w:p>
-    <w:p>
-      <w:pPr>
-        <w:pStyle w:val="ParagraphCharCharChar"/>
-        <w:rPr>
-          <w:lang w:val="en-US"/>
-        </w:rPr>
-      </w:pPr>
-    </w:p>
-    <w:p>
-      <w:pPr>
-        <w:pStyle w:val="ParagraphCharCharChar"/>
-        <w:rPr>
-          <w:lang w:val="en-US"/>
-        </w:rPr>
-      </w:pPr>
-    </w:p>
-    <w:p>
-      <w:pPr>
-        <w:pStyle w:val="ParagraphCharCharChar"/>
-        <w:rPr>
-          <w:lang w:val="en-US"/>
-        </w:rPr>
-      </w:pPr>
-    </w:p>
-    <w:p>
-      <w:pPr>
-        <w:pStyle w:val="ParagraphCharCharChar"/>
-        <w:rPr>
-          <w:lang w:val="en-US"/>
-        </w:rPr>
-      </w:pPr>
-    </w:p>
-    <w:p>
-      <w:pPr>
-        <w:pStyle w:val="ParagraphCharCharChar"/>
-        <w:rPr>
-          <w:lang w:val="en-US"/>
-        </w:rPr>
-      </w:pPr>
-    </w:p>
-    <w:p>
-      <w:pPr>
-        <w:pStyle w:val="ParagraphCharCharChar"/>
-        <w:rPr>
-          <w:lang w:val="en-US"/>
-        </w:rPr>
-      </w:pPr>
-    </w:p>
-    <w:p>
-      <w:pPr>
-        <w:pStyle w:val="ParagraphCharCharChar"/>
-        <w:rPr>
-          <w:lang w:val="en-US"/>
-        </w:rPr>
-      </w:pPr>
-    </w:p>
-    <w:p>
-      <w:pPr>
-        <w:pStyle w:val="ParagraphCharCharChar"/>
-        <w:rPr>
-          <w:lang w:val="en-US"/>
-        </w:rPr>
-      </w:pPr>
-    </w:p>
-    <w:p>
-      <w:pPr>
-        <w:pStyle w:val="ParagraphCharCharChar"/>
-        <w:rPr>
-          <w:lang w:val="en-US"/>
-        </w:rPr>
-      </w:pPr>
-    </w:p>
-    <w:p>
-      <w:pPr>
-        <w:pStyle w:val="ParagraphCharCharChar"/>
-        <w:rPr>
-          <w:lang w:val="en-US"/>
-        </w:rPr>
-      </w:pPr>
-    </w:p>
-    <w:p>
-      <w:pPr>
-        <w:pStyle w:val="ParagraphCharCharChar"/>
-        <w:rPr>
-          <w:lang w:val="en-US"/>
-        </w:rPr>
-      </w:pPr>
-    </w:p>
-    <w:p>
-      <w:pPr>
-        <w:pStyle w:val="Paragraph"/>
-        <w:rPr>
-          <w:lang w:val="en-US"/>
-        </w:rPr>
-      </w:pPr>
-      <w:r>
-        <w:rPr>
-          <w:lang w:val="en-US"/>
-        </w:rPr>
-        <w:t>© SDMX 2011</w:t>
-      </w:r>
-    </w:p>
-    <w:p>
-      <w:pPr>
-        <w:pStyle w:val="Paragraph"/>
-        <w:rPr>
-          <w:rStyle w:val="Hyperlink"/>
-          <w:lang w:val="en-US"/>
-        </w:rPr>
-      </w:pPr>
-      <w:r>
-        <w:rPr>
-          <w:rStyle w:val="Hyperlink"/>
-          <w:lang w:val="en-US"/>
-        </w:rPr>
-        <w:t>http://www.sdmx.org/</w:t>
-      </w:r>
-    </w:p>
-    <w:p>
-      <w:pPr>
-        <w:pStyle w:val="ParagraphCharCharChar"/>
-        <w:rPr>
-          <w:lang w:val="en-US"/>
-        </w:rPr>
-      </w:pPr>
-    </w:p>
-    <w:p>
-      <w:pPr>
-        <w:pStyle w:val="ParagraphCharCharChar"/>
-        <w:rPr>
-          <w:lang w:val="en-US"/>
-        </w:rPr>
-      </w:pPr>
-    </w:p>
-    <w:p>
-      <w:pPr>
-        <w:pStyle w:val="ParagraphCharCharChar"/>
-        <w:rPr>
-          <w:lang w:val="en-US"/>
-        </w:rPr>
-      </w:pPr>
-    </w:p>
-    <w:p>
-      <w:pPr>
-        <w:pStyle w:val="ParagraphCharCharChar"/>
-        <w:rPr>
-          <w:b/>
-          <w:sz w:val="32"/>
-          <w:szCs w:val="32"/>
-        </w:rPr>
-        <w:sectPr>
-          <w:footerReference w:type="default" r:id="rId9"/>
-          <w:pgSz w:w="11906" w:h="16838" w:code="9"/>
-          <w:pgMar w:top="1440" w:right="1797" w:bottom="1440" w:left="1797" w:header="709" w:footer="709" w:gutter="0"/>
-          <w:cols w:space="708"/>
-          <w:docGrid w:linePitch="360"/>
-        </w:sectPr>
-      </w:pPr>
-    </w:p>
-    <w:p>
-      <w:pPr>
-        <w:pStyle w:val="TOCHeading"/>
-        <w:rPr>
-          <w:rFonts w:ascii="Arial" w:hAnsi="Arial" w:cs="Arial"/>
-          <w:color w:val="auto"/>
-        </w:rPr>
-      </w:pPr>
-      <w:r>
-        <w:rPr>
-          <w:rFonts w:ascii="Arial" w:hAnsi="Arial" w:cs="Arial"/>
-          <w:color w:val="auto"/>
-        </w:rPr>
-        <w:lastRenderedPageBreak/>
-        <w:t>Contents</w:t>
-      </w:r>
-    </w:p>
-    <w:p>
-      <w:pPr>
-        <w:rPr>
-          <w:lang w:val="en-US"/>
-        </w:rPr>
-      </w:pPr>
-    </w:p>
-    <w:p>
-      <w:pPr>
-        <w:pStyle w:val="TOC1"/>
-        <w:tabs>
-          <w:tab w:val="left" w:pos="660"/>
-          <w:tab w:val="right" w:leader="dot" w:pos="8302"/>
-        </w:tabs>
-        <w:rPr>
-          <w:rFonts w:ascii="Calibri" w:hAnsi="Calibri"/>
-          <w:noProof/>
-          <w:sz w:val="22"/>
-          <w:szCs w:val="22"/>
-          <w:lang w:val="en-US"/>
-        </w:rPr>
-      </w:pPr>
-      <w:r>
-        <w:fldChar w:fldCharType="begin"/>
-      </w:r>
-      <w:r>
-        <w:instrText xml:space="preserve"> TOC \o "1-3" \h \z \u </w:instrText>
-      </w:r>
-      <w:r>
-        <w:fldChar w:fldCharType="separate"/>
-      </w:r>
-      <w:hyperlink w:anchor="_Toc290377474" w:history="1">
-        <w:r>
-          <w:rPr>
-            <w:rStyle w:val="Hyperlink"/>
-            <w:noProof/>
-          </w:rPr>
-          <w:t>1</w:t>
-        </w:r>
-        <w:r>
-          <w:rPr>
-            <w:rFonts w:ascii="Calibri" w:hAnsi="Calibri"/>
-            <w:noProof/>
-            <w:sz w:val="22"/>
-            <w:szCs w:val="22"/>
-            <w:lang w:val="en-US"/>
-          </w:rPr>
-          <w:tab/>
-        </w:r>
-        <w:r>
-          <w:rPr>
-            <w:rStyle w:val="Hyperlink"/>
-            <w:noProof/>
-          </w:rPr>
-          <w:t>BACKGROUND</w:t>
-        </w:r>
-        <w:r>
-          <w:rPr>
-            <w:noProof/>
-            <w:webHidden/>
-          </w:rPr>
-          <w:tab/>
-        </w:r>
-        <w:r>
-          <w:rPr>
-            <w:noProof/>
-            <w:webHidden/>
-          </w:rPr>
-          <w:fldChar w:fldCharType="begin"/>
-        </w:r>
-        <w:r>
-          <w:rPr>
-            <w:noProof/>
-            <w:webHidden/>
-          </w:rPr>
-          <w:instrText xml:space="preserve"> PAGEREF _Toc290377474 \h </w:instrText>
-        </w:r>
-        <w:r>
-          <w:rPr>
-            <w:noProof/>
-            <w:webHidden/>
-          </w:rPr>
-        </w:r>
-        <w:r>
-          <w:rPr>
-            <w:noProof/>
-            <w:webHidden/>
-          </w:rPr>
-          <w:fldChar w:fldCharType="separate"/>
-        </w:r>
-        <w:r>
-          <w:rPr>
-            <w:noProof/>
-            <w:webHidden/>
-          </w:rPr>
-          <w:t>1</w:t>
-        </w:r>
-        <w:r>
-          <w:rPr>
-            <w:noProof/>
-            <w:webHidden/>
-          </w:rPr>
-          <w:fldChar w:fldCharType="end"/>
-        </w:r>
-      </w:hyperlink>
-    </w:p>
-    <w:p>
-      <w:pPr>
-        <w:pStyle w:val="TOC2"/>
-        <w:tabs>
-          <w:tab w:val="left" w:pos="660"/>
-          <w:tab w:val="right" w:leader="dot" w:pos="8302"/>
-        </w:tabs>
-        <w:rPr>
-          <w:rFonts w:ascii="Calibri" w:hAnsi="Calibri"/>
-          <w:noProof/>
-          <w:sz w:val="22"/>
-          <w:szCs w:val="22"/>
-          <w:lang w:val="en-US"/>
-        </w:rPr>
-      </w:pPr>
-      <w:hyperlink w:anchor="_Toc290377475" w:history="1">
-        <w:r>
-          <w:rPr>
-            <w:rStyle w:val="Hyperlink"/>
-            <w:noProof/>
-          </w:rPr>
-          <w:t>1.1</w:t>
-        </w:r>
-        <w:r>
-          <w:rPr>
-            <w:rFonts w:ascii="Calibri" w:hAnsi="Calibri"/>
-            <w:noProof/>
-            <w:sz w:val="22"/>
-            <w:szCs w:val="22"/>
-            <w:lang w:val="en-US"/>
-          </w:rPr>
-          <w:tab/>
-        </w:r>
-        <w:r>
-          <w:rPr>
-            <w:rStyle w:val="Hyperlink"/>
-            <w:noProof/>
-          </w:rPr>
-          <w:t>History and Version 2.0/2.1 Developments</w:t>
-        </w:r>
-        <w:r>
-          <w:rPr>
-            <w:noProof/>
-            <w:webHidden/>
-          </w:rPr>
-          <w:tab/>
-        </w:r>
-        <w:r>
-          <w:rPr>
-            <w:noProof/>
-            <w:webHidden/>
-          </w:rPr>
-          <w:fldChar w:fldCharType="begin"/>
-        </w:r>
-        <w:r>
-          <w:rPr>
-            <w:noProof/>
-            <w:webHidden/>
-          </w:rPr>
-          <w:instrText xml:space="preserve"> PAGEREF _Toc290377475 \h </w:instrText>
-        </w:r>
-        <w:r>
-          <w:rPr>
-            <w:noProof/>
-            <w:webHidden/>
-          </w:rPr>
-        </w:r>
-        <w:r>
-          <w:rPr>
-            <w:noProof/>
-            <w:webHidden/>
-          </w:rPr>
-          <w:fldChar w:fldCharType="separate"/>
-        </w:r>
-        <w:r>
-          <w:rPr>
-            <w:noProof/>
-            <w:webHidden/>
-          </w:rPr>
-          <w:t>1</w:t>
-        </w:r>
-        <w:r>
-          <w:rPr>
-            <w:noProof/>
-            <w:webHidden/>
-          </w:rPr>
-          <w:fldChar w:fldCharType="end"/>
-        </w:r>
-      </w:hyperlink>
-    </w:p>
-    <w:p>
-      <w:pPr>
-        <w:pStyle w:val="TOC2"/>
-        <w:tabs>
-          <w:tab w:val="left" w:pos="660"/>
-          <w:tab w:val="right" w:leader="dot" w:pos="8302"/>
-        </w:tabs>
-        <w:rPr>
-          <w:rFonts w:ascii="Calibri" w:hAnsi="Calibri"/>
-          <w:noProof/>
-          <w:sz w:val="22"/>
-          <w:szCs w:val="22"/>
-          <w:lang w:val="en-US"/>
-        </w:rPr>
-      </w:pPr>
-      <w:hyperlink w:anchor="_Toc290377476" w:history="1">
-        <w:r>
-          <w:rPr>
-            <w:rStyle w:val="Hyperlink"/>
-            <w:noProof/>
-          </w:rPr>
-          <w:t>1.2</w:t>
-        </w:r>
-        <w:r>
-          <w:rPr>
-            <w:rFonts w:ascii="Calibri" w:hAnsi="Calibri"/>
-            <w:noProof/>
-            <w:sz w:val="22"/>
-            <w:szCs w:val="22"/>
-            <w:lang w:val="en-US"/>
-          </w:rPr>
-          <w:tab/>
-        </w:r>
-        <w:r>
-          <w:rPr>
-            <w:rStyle w:val="Hyperlink"/>
-            <w:noProof/>
-          </w:rPr>
-          <w:t>The XML Design</w:t>
-        </w:r>
-        <w:r>
-          <w:rPr>
-            <w:noProof/>
-            <w:webHidden/>
-          </w:rPr>
-          <w:tab/>
-        </w:r>
-        <w:r>
-          <w:rPr>
-            <w:noProof/>
-            <w:webHidden/>
-          </w:rPr>
-          <w:fldChar w:fldCharType="begin"/>
-        </w:r>
-        <w:r>
-          <w:rPr>
-            <w:noProof/>
-            <w:webHidden/>
-          </w:rPr>
-          <w:instrText xml:space="preserve"> PAGEREF _Toc290377476 \h </w:instrText>
-        </w:r>
-        <w:r>
-          <w:rPr>
-            <w:noProof/>
-            <w:webHidden/>
-          </w:rPr>
-        </w:r>
-        <w:r>
-          <w:rPr>
-            <w:noProof/>
-            <w:webHidden/>
-          </w:rPr>
-          <w:fldChar w:fldCharType="separate"/>
-        </w:r>
-        <w:r>
-          <w:rPr>
-            <w:noProof/>
-            <w:webHidden/>
-          </w:rPr>
-          <w:t>1</w:t>
-        </w:r>
-        <w:r>
-          <w:rPr>
-            <w:noProof/>
-            <w:webHidden/>
-          </w:rPr>
-          <w:fldChar w:fldCharType="end"/>
-        </w:r>
-      </w:hyperlink>
-    </w:p>
-    <w:p>
-      <w:pPr>
-        <w:pStyle w:val="TOC2"/>
-        <w:tabs>
-          <w:tab w:val="left" w:pos="660"/>
-          <w:tab w:val="right" w:leader="dot" w:pos="8302"/>
-        </w:tabs>
-        <w:rPr>
-          <w:rFonts w:ascii="Calibri" w:hAnsi="Calibri"/>
-          <w:noProof/>
-          <w:sz w:val="22"/>
-          <w:szCs w:val="22"/>
-          <w:lang w:val="en-US"/>
-        </w:rPr>
-      </w:pPr>
-      <w:hyperlink w:anchor="_Toc290377477" w:history="1">
-        <w:r>
-          <w:rPr>
-            <w:rStyle w:val="Hyperlink"/>
-            <w:noProof/>
-          </w:rPr>
-          <w:t>1.3</w:t>
-        </w:r>
-        <w:r>
-          <w:rPr>
-            <w:rFonts w:ascii="Calibri" w:hAnsi="Calibri"/>
-            <w:noProof/>
-            <w:sz w:val="22"/>
-            <w:szCs w:val="22"/>
-            <w:lang w:val="en-US"/>
-          </w:rPr>
-          <w:tab/>
-        </w:r>
-        <w:r>
-          <w:rPr>
-            <w:rStyle w:val="Hyperlink"/>
-            <w:noProof/>
-          </w:rPr>
-          <w:t>Fostering the Use of a Standard SDMX-ML</w:t>
-        </w:r>
-        <w:r>
-          <w:rPr>
-            <w:noProof/>
-            <w:webHidden/>
-          </w:rPr>
-          <w:tab/>
-        </w:r>
-        <w:r>
-          <w:rPr>
-            <w:noProof/>
-            <w:webHidden/>
-          </w:rPr>
-          <w:fldChar w:fldCharType="begin"/>
-        </w:r>
-        <w:r>
-          <w:rPr>
-            <w:noProof/>
-            <w:webHidden/>
-          </w:rPr>
-          <w:instrText xml:space="preserve"> PAGEREF _Toc290377477 \h </w:instrText>
-        </w:r>
-        <w:r>
-          <w:rPr>
-            <w:noProof/>
-            <w:webHidden/>
-          </w:rPr>
-        </w:r>
-        <w:r>
-          <w:rPr>
-            <w:noProof/>
-            <w:webHidden/>
-          </w:rPr>
-          <w:fldChar w:fldCharType="separate"/>
-        </w:r>
-        <w:r>
-          <w:rPr>
-            <w:noProof/>
-            <w:webHidden/>
-          </w:rPr>
-          <w:t>2</w:t>
-        </w:r>
-        <w:r>
-          <w:rPr>
-            <w:noProof/>
-            <w:webHidden/>
-          </w:rPr>
-          <w:fldChar w:fldCharType="end"/>
-        </w:r>
-      </w:hyperlink>
-    </w:p>
-    <w:p>
-      <w:pPr>
-        <w:pStyle w:val="TOC1"/>
-        <w:tabs>
-          <w:tab w:val="left" w:pos="660"/>
-          <w:tab w:val="right" w:leader="dot" w:pos="8302"/>
-        </w:tabs>
-        <w:rPr>
-          <w:rFonts w:ascii="Calibri" w:hAnsi="Calibri"/>
-          <w:noProof/>
-          <w:sz w:val="22"/>
-          <w:szCs w:val="22"/>
-          <w:lang w:val="en-US"/>
-        </w:rPr>
-      </w:pPr>
-      <w:hyperlink w:anchor="_Toc290377478" w:history="1">
-        <w:r>
-          <w:rPr>
-            <w:rStyle w:val="Hyperlink"/>
-            <w:noProof/>
-          </w:rPr>
-          <w:t>2</w:t>
-        </w:r>
-        <w:r>
-          <w:rPr>
-            <w:rFonts w:ascii="Calibri" w:hAnsi="Calibri"/>
-            <w:noProof/>
-            <w:sz w:val="22"/>
-            <w:szCs w:val="22"/>
-            <w:lang w:val="en-US"/>
-          </w:rPr>
-          <w:tab/>
-        </w:r>
-        <w:r>
-          <w:rPr>
-            <w:rStyle w:val="Hyperlink"/>
-            <w:noProof/>
-          </w:rPr>
-          <w:t>NORMATIVE REFERENCES</w:t>
-        </w:r>
-        <w:r>
-          <w:rPr>
-            <w:noProof/>
-            <w:webHidden/>
-          </w:rPr>
-          <w:tab/>
-        </w:r>
-        <w:r>
-          <w:rPr>
-            <w:noProof/>
-            <w:webHidden/>
-          </w:rPr>
-          <w:fldChar w:fldCharType="begin"/>
-        </w:r>
-        <w:r>
-          <w:rPr>
-            <w:noProof/>
-            <w:webHidden/>
-          </w:rPr>
-          <w:instrText xml:space="preserve"> PAGEREF _Toc290377478 \h </w:instrText>
-        </w:r>
-        <w:r>
-          <w:rPr>
-            <w:noProof/>
-            <w:webHidden/>
-          </w:rPr>
-        </w:r>
-        <w:r>
-          <w:rPr>
-            <w:noProof/>
-            <w:webHidden/>
-          </w:rPr>
-          <w:fldChar w:fldCharType="separate"/>
-        </w:r>
-        <w:r>
-          <w:rPr>
-            <w:noProof/>
-            <w:webHidden/>
-          </w:rPr>
-          <w:t>2</w:t>
-        </w:r>
-        <w:r>
-          <w:rPr>
-            <w:noProof/>
-            <w:webHidden/>
-          </w:rPr>
-          <w:fldChar w:fldCharType="end"/>
-        </w:r>
-      </w:hyperlink>
-    </w:p>
-    <w:p>
-      <w:pPr>
-        <w:pStyle w:val="TOC1"/>
-        <w:tabs>
-          <w:tab w:val="left" w:pos="660"/>
-          <w:tab w:val="right" w:leader="dot" w:pos="8302"/>
-        </w:tabs>
-        <w:rPr>
-          <w:rFonts w:ascii="Calibri" w:hAnsi="Calibri"/>
-          <w:noProof/>
-          <w:sz w:val="22"/>
-          <w:szCs w:val="22"/>
-          <w:lang w:val="en-US"/>
-        </w:rPr>
-      </w:pPr>
-      <w:hyperlink w:anchor="_Toc290377479" w:history="1">
-        <w:r>
-          <w:rPr>
-            <w:rStyle w:val="Hyperlink"/>
-            <w:noProof/>
-          </w:rPr>
-          <w:t>3</w:t>
-        </w:r>
-        <w:r>
-          <w:rPr>
-            <w:rFonts w:ascii="Calibri" w:hAnsi="Calibri"/>
-            <w:noProof/>
-            <w:sz w:val="22"/>
-            <w:szCs w:val="22"/>
-            <w:lang w:val="en-US"/>
-          </w:rPr>
-          <w:tab/>
-        </w:r>
-        <w:r>
-          <w:rPr>
-            <w:rStyle w:val="Hyperlink"/>
-            <w:noProof/>
-          </w:rPr>
-          <w:t>CONFORMANCE</w:t>
-        </w:r>
-        <w:r>
-          <w:rPr>
-            <w:noProof/>
-            <w:webHidden/>
-          </w:rPr>
-          <w:tab/>
-        </w:r>
-        <w:r>
-          <w:rPr>
-            <w:noProof/>
-            <w:webHidden/>
-          </w:rPr>
-          <w:fldChar w:fldCharType="begin"/>
-        </w:r>
-        <w:r>
-          <w:rPr>
-            <w:noProof/>
-            <w:webHidden/>
-          </w:rPr>
-          <w:instrText xml:space="preserve"> PAGEREF _Toc290377479 \h </w:instrText>
-        </w:r>
-        <w:r>
-          <w:rPr>
-            <w:noProof/>
-            <w:webHidden/>
-          </w:rPr>
-        </w:r>
-        <w:r>
-          <w:rPr>
-            <w:noProof/>
-            <w:webHidden/>
-          </w:rPr>
-          <w:fldChar w:fldCharType="separate"/>
-        </w:r>
-        <w:r>
-          <w:rPr>
-            <w:noProof/>
-            <w:webHidden/>
-          </w:rPr>
-          <w:t>2</w:t>
-        </w:r>
-        <w:r>
-          <w:rPr>
-            <w:noProof/>
-            <w:webHidden/>
-          </w:rPr>
-          <w:fldChar w:fldCharType="end"/>
-        </w:r>
-      </w:hyperlink>
-    </w:p>
-    <w:p>
-      <w:pPr>
-        <w:pStyle w:val="TOC1"/>
-        <w:tabs>
-          <w:tab w:val="left" w:pos="660"/>
-          <w:tab w:val="right" w:leader="dot" w:pos="8302"/>
-        </w:tabs>
-        <w:rPr>
-          <w:rFonts w:ascii="Calibri" w:hAnsi="Calibri"/>
-          <w:noProof/>
-          <w:sz w:val="22"/>
-          <w:szCs w:val="22"/>
-          <w:lang w:val="en-US"/>
-        </w:rPr>
-      </w:pPr>
-      <w:hyperlink w:anchor="_Toc290377480" w:history="1">
-        <w:r>
-          <w:rPr>
-            <w:rStyle w:val="Hyperlink"/>
-            <w:noProof/>
-          </w:rPr>
-          <w:t>4</w:t>
-        </w:r>
-        <w:r>
-          <w:rPr>
-            <w:rFonts w:ascii="Calibri" w:hAnsi="Calibri"/>
-            <w:noProof/>
-            <w:sz w:val="22"/>
-            <w:szCs w:val="22"/>
-            <w:lang w:val="en-US"/>
-          </w:rPr>
-          <w:tab/>
-        </w:r>
-        <w:r>
-          <w:rPr>
-            <w:rStyle w:val="Hyperlink"/>
-            <w:noProof/>
-          </w:rPr>
-          <w:t>DESIGN OVERVIEW</w:t>
-        </w:r>
-        <w:r>
-          <w:rPr>
-            <w:noProof/>
-            <w:webHidden/>
-          </w:rPr>
-          <w:tab/>
-        </w:r>
-        <w:r>
-          <w:rPr>
-            <w:noProof/>
-            <w:webHidden/>
-          </w:rPr>
-          <w:fldChar w:fldCharType="begin"/>
-        </w:r>
-        <w:r>
-          <w:rPr>
-            <w:noProof/>
-            <w:webHidden/>
-          </w:rPr>
-          <w:instrText xml:space="preserve"> PAGEREF _Toc290377480 \h </w:instrText>
-        </w:r>
-        <w:r>
-          <w:rPr>
-            <w:noProof/>
-            <w:webHidden/>
-          </w:rPr>
-        </w:r>
-        <w:r>
-          <w:rPr>
-            <w:noProof/>
-            <w:webHidden/>
-          </w:rPr>
-          <w:fldChar w:fldCharType="separate"/>
-        </w:r>
-        <w:r>
-          <w:rPr>
-            <w:noProof/>
-            <w:webHidden/>
-          </w:rPr>
-          <w:t>2</w:t>
-        </w:r>
-        <w:r>
-          <w:rPr>
-            <w:noProof/>
-            <w:webHidden/>
-          </w:rPr>
-          <w:fldChar w:fldCharType="end"/>
-        </w:r>
-      </w:hyperlink>
-    </w:p>
-    <w:p>
-      <w:pPr>
-        <w:pStyle w:val="TOC2"/>
-        <w:tabs>
-          <w:tab w:val="left" w:pos="660"/>
-          <w:tab w:val="right" w:leader="dot" w:pos="8302"/>
-        </w:tabs>
-        <w:rPr>
-          <w:rFonts w:ascii="Calibri" w:hAnsi="Calibri"/>
-          <w:noProof/>
-          <w:sz w:val="22"/>
-          <w:szCs w:val="22"/>
-          <w:lang w:val="en-US"/>
-        </w:rPr>
-      </w:pPr>
-      <w:hyperlink w:anchor="_Toc290377481" w:history="1">
-        <w:r>
-          <w:rPr>
-            <w:rStyle w:val="Hyperlink"/>
-            <w:noProof/>
-          </w:rPr>
-          <w:t>4.1</w:t>
-        </w:r>
-        <w:r>
-          <w:rPr>
-            <w:rFonts w:ascii="Calibri" w:hAnsi="Calibri"/>
-            <w:noProof/>
-            <w:sz w:val="22"/>
-            <w:szCs w:val="22"/>
-            <w:lang w:val="en-US"/>
-          </w:rPr>
-          <w:tab/>
-        </w:r>
-        <w:r>
-          <w:rPr>
-            <w:rStyle w:val="Hyperlink"/>
-            <w:noProof/>
-          </w:rPr>
-          <w:t>Scope and Requirements</w:t>
-        </w:r>
-        <w:r>
-          <w:rPr>
-            <w:noProof/>
-            <w:webHidden/>
-          </w:rPr>
-          <w:tab/>
-        </w:r>
-        <w:r>
-          <w:rPr>
-            <w:noProof/>
-            <w:webHidden/>
-          </w:rPr>
-          <w:fldChar w:fldCharType="begin"/>
-        </w:r>
-        <w:r>
-          <w:rPr>
-            <w:noProof/>
-            <w:webHidden/>
-          </w:rPr>
-          <w:instrText xml:space="preserve"> PAGEREF _Toc290377481 \h </w:instrText>
-        </w:r>
-        <w:r>
-          <w:rPr>
-            <w:noProof/>
-            <w:webHidden/>
-          </w:rPr>
-        </w:r>
-        <w:r>
-          <w:rPr>
-            <w:noProof/>
-            <w:webHidden/>
-          </w:rPr>
-          <w:fldChar w:fldCharType="separate"/>
-        </w:r>
-        <w:r>
-          <w:rPr>
-            <w:noProof/>
-            <w:webHidden/>
-          </w:rPr>
-          <w:t>2</w:t>
-        </w:r>
-        <w:r>
-          <w:rPr>
-            <w:noProof/>
-            <w:webHidden/>
-          </w:rPr>
-          <w:fldChar w:fldCharType="end"/>
-        </w:r>
-      </w:hyperlink>
-    </w:p>
-    <w:p>
-      <w:pPr>
-        <w:pStyle w:val="TOC2"/>
-        <w:tabs>
-          <w:tab w:val="left" w:pos="660"/>
-          <w:tab w:val="right" w:leader="dot" w:pos="8302"/>
-        </w:tabs>
-        <w:rPr>
-          <w:rFonts w:ascii="Calibri" w:hAnsi="Calibri"/>
-          <w:noProof/>
-          <w:sz w:val="22"/>
-          <w:szCs w:val="22"/>
-          <w:lang w:val="en-US"/>
-        </w:rPr>
-      </w:pPr>
-      <w:hyperlink w:anchor="_Toc290377482" w:history="1">
-        <w:r>
-          <w:rPr>
-            <w:rStyle w:val="Hyperlink"/>
-            <w:noProof/>
-          </w:rPr>
-          <w:t>4.2</w:t>
-        </w:r>
-        <w:r>
-          <w:rPr>
-            <w:rFonts w:ascii="Calibri" w:hAnsi="Calibri"/>
-            <w:noProof/>
-            <w:sz w:val="22"/>
-            <w:szCs w:val="22"/>
-            <w:lang w:val="en-US"/>
-          </w:rPr>
-          <w:tab/>
-        </w:r>
-        <w:r>
-          <w:rPr>
-            <w:rStyle w:val="Hyperlink"/>
-            <w:noProof/>
-          </w:rPr>
-          <w:t>Design Approach</w:t>
-        </w:r>
-        <w:r>
-          <w:rPr>
-            <w:noProof/>
-            <w:webHidden/>
-          </w:rPr>
-          <w:tab/>
-        </w:r>
-        <w:r>
-          <w:rPr>
-            <w:noProof/>
-            <w:webHidden/>
-          </w:rPr>
-          <w:fldChar w:fldCharType="begin"/>
-        </w:r>
-        <w:r>
-          <w:rPr>
-            <w:noProof/>
-            <w:webHidden/>
-          </w:rPr>
-          <w:instrText xml:space="preserve"> PAGEREF _Toc290377482 \h </w:instrText>
-        </w:r>
-        <w:r>
-          <w:rPr>
-            <w:noProof/>
-            <w:webHidden/>
-          </w:rPr>
-        </w:r>
-        <w:r>
-          <w:rPr>
-            <w:noProof/>
-            <w:webHidden/>
-          </w:rPr>
-          <w:fldChar w:fldCharType="separate"/>
-        </w:r>
-        <w:r>
-          <w:rPr>
-            <w:noProof/>
-            <w:webHidden/>
-          </w:rPr>
-          <w:t>4</w:t>
-        </w:r>
-        <w:r>
-          <w:rPr>
-            <w:noProof/>
-            <w:webHidden/>
-          </w:rPr>
-          <w:fldChar w:fldCharType="end"/>
-        </w:r>
-      </w:hyperlink>
-    </w:p>
-    <w:p>
-      <w:pPr>
-        <w:pStyle w:val="TOC2"/>
-        <w:tabs>
-          <w:tab w:val="left" w:pos="660"/>
-          <w:tab w:val="right" w:leader="dot" w:pos="8302"/>
-        </w:tabs>
-        <w:rPr>
-          <w:rFonts w:ascii="Calibri" w:hAnsi="Calibri"/>
-          <w:noProof/>
-          <w:sz w:val="22"/>
-          <w:szCs w:val="22"/>
-          <w:lang w:val="en-US"/>
-        </w:rPr>
-      </w:pPr>
-      <w:hyperlink w:anchor="_Toc290377483" w:history="1">
-        <w:r>
-          <w:rPr>
-            <w:rStyle w:val="Hyperlink"/>
-            <w:noProof/>
-          </w:rPr>
-          <w:t>4.3</w:t>
-        </w:r>
-        <w:r>
-          <w:rPr>
-            <w:rFonts w:ascii="Calibri" w:hAnsi="Calibri"/>
-            <w:noProof/>
-            <w:sz w:val="22"/>
-            <w:szCs w:val="22"/>
-            <w:lang w:val="en-US"/>
-          </w:rPr>
-          <w:tab/>
-        </w:r>
-        <w:r>
-          <w:rPr>
-            <w:rStyle w:val="Hyperlink"/>
-            <w:noProof/>
-          </w:rPr>
-          <w:t>SDMX-ML Packaging: Namespace Modules</w:t>
-        </w:r>
-        <w:r>
-          <w:rPr>
-            <w:noProof/>
-            <w:webHidden/>
-          </w:rPr>
-          <w:tab/>
-        </w:r>
-        <w:r>
-          <w:rPr>
-            <w:noProof/>
-            <w:webHidden/>
-          </w:rPr>
-          <w:fldChar w:fldCharType="begin"/>
-        </w:r>
-        <w:r>
-          <w:rPr>
-            <w:noProof/>
-            <w:webHidden/>
-          </w:rPr>
-          <w:instrText xml:space="preserve"> PAGEREF _Toc290377483 \h </w:instrText>
-        </w:r>
-        <w:r>
-          <w:rPr>
-            <w:noProof/>
-            <w:webHidden/>
-          </w:rPr>
-        </w:r>
-        <w:r>
-          <w:rPr>
-            <w:noProof/>
-            <w:webHidden/>
-          </w:rPr>
-          <w:fldChar w:fldCharType="separate"/>
-        </w:r>
-        <w:r>
-          <w:rPr>
-            <w:noProof/>
-            <w:webHidden/>
-          </w:rPr>
-          <w:t>5</w:t>
-        </w:r>
-        <w:r>
-          <w:rPr>
-            <w:noProof/>
-            <w:webHidden/>
-          </w:rPr>
-          <w:fldChar w:fldCharType="end"/>
-        </w:r>
-      </w:hyperlink>
-    </w:p>
-    <w:p>
-      <w:pPr>
-        <w:pStyle w:val="TOC1"/>
-        <w:tabs>
-          <w:tab w:val="left" w:pos="660"/>
-          <w:tab w:val="right" w:leader="dot" w:pos="8302"/>
-        </w:tabs>
-        <w:rPr>
-          <w:rFonts w:ascii="Calibri" w:hAnsi="Calibri"/>
-          <w:noProof/>
-          <w:sz w:val="22"/>
-          <w:szCs w:val="22"/>
-          <w:lang w:val="en-US"/>
-        </w:rPr>
-      </w:pPr>
-      <w:hyperlink w:anchor="_Toc290377484" w:history="1">
-        <w:r>
-          <w:rPr>
-            <w:rStyle w:val="Hyperlink"/>
-            <w:noProof/>
-            <w:lang w:val="en-US"/>
-          </w:rPr>
-          <w:t>5</w:t>
-        </w:r>
-        <w:r>
-          <w:rPr>
-            <w:rFonts w:ascii="Calibri" w:hAnsi="Calibri"/>
-            <w:noProof/>
-            <w:sz w:val="22"/>
-            <w:szCs w:val="22"/>
-            <w:lang w:val="en-US"/>
-          </w:rPr>
-          <w:tab/>
-        </w:r>
-        <w:r>
-          <w:rPr>
-            <w:rStyle w:val="Hyperlink"/>
-            <w:noProof/>
-            <w:lang w:val="en-US"/>
-          </w:rPr>
-          <w:t>RELTATED DOCUMENTS</w:t>
-        </w:r>
-        <w:r>
-          <w:rPr>
-            <w:noProof/>
-            <w:webHidden/>
-          </w:rPr>
-          <w:tab/>
-        </w:r>
-        <w:r>
-          <w:rPr>
-            <w:noProof/>
-            <w:webHidden/>
-          </w:rPr>
-          <w:fldChar w:fldCharType="begin"/>
-        </w:r>
-        <w:r>
-          <w:rPr>
-            <w:noProof/>
-            <w:webHidden/>
-          </w:rPr>
-          <w:instrText xml:space="preserve"> PAGEREF _Toc290377484 \h </w:instrText>
-        </w:r>
-        <w:r>
-          <w:rPr>
-            <w:noProof/>
-            <w:webHidden/>
-          </w:rPr>
-        </w:r>
-        <w:r>
-          <w:rPr>
-            <w:noProof/>
-            <w:webHidden/>
-          </w:rPr>
-          <w:fldChar w:fldCharType="separate"/>
-        </w:r>
-        <w:r>
-          <w:rPr>
-            <w:noProof/>
-            <w:webHidden/>
-          </w:rPr>
-          <w:t>7</w:t>
-        </w:r>
-        <w:r>
-          <w:rPr>
-            <w:noProof/>
-            <w:webHidden/>
-          </w:rPr>
-          <w:fldChar w:fldCharType="end"/>
-        </w:r>
-      </w:hyperlink>
-    </w:p>
-    <w:p>
-      <w:r>
-        <w:fldChar w:fldCharType="end"/>
-      </w:r>
-    </w:p>
-    <w:p>
-      <w:pPr>
-        <w:pStyle w:val="Heading1"/>
-        <w:sectPr>
-          <w:footerReference w:type="default" r:id="rId10"/>
+          <w:footerReference w:type="default" r:id="rId7"/>
           <w:pgSz w:w="11906" w:h="16838" w:code="9"/>
           <w:pgMar w:top="1440" w:right="1797" w:bottom="1440" w:left="1797" w:header="709" w:footer="709" w:gutter="0"/>
           <w:pgNumType w:start="1"/>
@@ -1782,7 +17,7 @@
     </w:p>
     <w:p>
       <w:pPr>
-        <w:pStyle w:val="Heading1"/>
+        <w:pStyle w:val="berschrift1"/>
       </w:pPr>
       <w:bookmarkStart w:id="0" w:name="_Toc119618434"/>
       <w:bookmarkStart w:id="1" w:name="_Toc290371156"/>
@@ -1797,7 +32,7 @@
     </w:p>
     <w:p>
       <w:pPr>
-        <w:pStyle w:val="Heading2"/>
+        <w:pStyle w:val="berschrift2"/>
       </w:pPr>
       <w:bookmarkStart w:id="3" w:name="_Toc119618435"/>
       <w:bookmarkStart w:id="4" w:name="_Toc290371157"/>
@@ -2010,20 +245,12 @@
         <w:t xml:space="preserve"> </w:t>
       </w:r>
       <w:r>
-        <w:t xml:space="preserve">Data which becomes the sole standard XML format for data updates, </w:t>
-      </w:r>
-      <w:proofErr w:type="gramStart"/>
-      <w:r>
-        <w:t>revisions</w:t>
-      </w:r>
-      <w:proofErr w:type="gramEnd"/>
-      <w:r>
-        <w:t xml:space="preserve"> and bilateral exchanges in Version 3.0.</w:t>
-      </w:r>
-    </w:p>
-    <w:p>
-      <w:pPr>
-        <w:pStyle w:val="Heading2"/>
+        <w:t>Data which becomes the sole standard XML format for data updates, revisions and bilateral exchanges in Version 3.0.</w:t>
+      </w:r>
+    </w:p>
+    <w:p>
+      <w:pPr>
+        <w:pStyle w:val="berschrift2"/>
       </w:pPr>
       <w:bookmarkStart w:id="6" w:name="_Toc119618436"/>
       <w:bookmarkStart w:id="7" w:name="_Toc290371158"/>
@@ -2098,11 +325,7 @@
         <w:pStyle w:val="Bulleted"/>
       </w:pPr>
       <w:r>
-        <w:t xml:space="preserve">Schema and sub-modules for describing all types of structural metadata – for data sets (data structure definitions), for metadata sets (metadata structure definitions), for related groups of metadata and data structures, and for all </w:t>
-      </w:r>
-      <w:r>
-        <w:lastRenderedPageBreak/>
-        <w:t xml:space="preserve">types of structural objects involved in registry-based </w:t>
+        <w:t xml:space="preserve">Schema and sub-modules for describing all types of structural metadata – for data sets (data structure definitions), for metadata sets (metadata structure definitions), for related groups of metadata and data structures, and for all types of structural objects involved in registry-based </w:t>
       </w:r>
       <w:proofErr w:type="gramStart"/>
       <w:r>
@@ -2162,6 +385,7 @@
         <w:pStyle w:val="Bulleted"/>
       </w:pPr>
       <w:r>
+        <w:lastRenderedPageBreak/>
         <w:t xml:space="preserve">Structure specific data schema for </w:t>
       </w:r>
       <w:proofErr w:type="spellStart"/>
@@ -2277,7 +501,7 @@
     </w:p>
     <w:p>
       <w:pPr>
-        <w:pStyle w:val="Heading2"/>
+        <w:pStyle w:val="berschrift2"/>
       </w:pPr>
       <w:bookmarkStart w:id="9" w:name="_Toc119618437"/>
       <w:bookmarkStart w:id="10" w:name="_Toc290371159"/>
@@ -2299,7 +523,7 @@
     </w:p>
     <w:p>
       <w:pPr>
-        <w:pStyle w:val="Heading1"/>
+        <w:pStyle w:val="berschrift1"/>
       </w:pPr>
       <w:bookmarkStart w:id="12" w:name="_Toc119618438"/>
       <w:bookmarkStart w:id="13" w:name="_Toc290371160"/>
@@ -2357,7 +581,7 @@
     </w:p>
     <w:p>
       <w:pPr>
-        <w:pStyle w:val="Heading1"/>
+        <w:pStyle w:val="berschrift1"/>
       </w:pPr>
       <w:bookmarkStart w:id="15" w:name="_Toc119618439"/>
       <w:bookmarkStart w:id="16" w:name="_Toc290371161"/>
@@ -2384,7 +608,7 @@
     </w:p>
     <w:p>
       <w:pPr>
-        <w:pStyle w:val="Heading1"/>
+        <w:pStyle w:val="berschrift1"/>
       </w:pPr>
       <w:bookmarkStart w:id="18" w:name="_Toc119618440"/>
       <w:bookmarkStart w:id="19" w:name="_Toc290371162"/>
@@ -2398,7 +622,7 @@
     </w:p>
     <w:p>
       <w:pPr>
-        <w:pStyle w:val="Heading2"/>
+        <w:pStyle w:val="berschrift2"/>
       </w:pPr>
       <w:bookmarkStart w:id="21" w:name="_Toc119618441"/>
       <w:bookmarkStart w:id="22" w:name="_Toc290371163"/>
@@ -2444,8 +668,24 @@
         <w:pStyle w:val="Bulleted"/>
       </w:pPr>
       <w:r>
+        <w:t>Structural information as well as data will need to be transmitted.</w:t>
+      </w:r>
+    </w:p>
+    <w:p>
+      <w:pPr>
+        <w:pStyle w:val="Bulleted"/>
+      </w:pPr>
+      <w:r>
+        <w:t>There must be a reliable transformation to and from the GESMES/TS EDIFACT syntax.</w:t>
+      </w:r>
+    </w:p>
+    <w:p>
+      <w:pPr>
+        <w:pStyle w:val="Bulleted"/>
+      </w:pPr>
+      <w:r>
         <w:lastRenderedPageBreak/>
-        <w:t>Structural information as well as data will need to be transmitted.</w:t>
+        <w:t>It should be possible to present natural-language information in multiple, equivalent languages.</w:t>
       </w:r>
     </w:p>
     <w:p>
@@ -2453,7 +693,7 @@
         <w:pStyle w:val="Bulleted"/>
       </w:pPr>
       <w:r>
-        <w:t>There must be a reliable transformation to and from the GESMES/TS EDIFACT syntax.</w:t>
+        <w:t>To support web services and similar technological approaches, there is a requirement to send queries to information sources as well as data and structures.</w:t>
       </w:r>
     </w:p>
     <w:p>
@@ -2461,7 +701,15 @@
         <w:pStyle w:val="Bulleted"/>
       </w:pPr>
       <w:r>
-        <w:t>It should be possible to present natural-language information in multiple, equivalent languages.</w:t>
+        <w:t xml:space="preserve">Users (and registry services) may not know about a specific data </w:t>
+      </w:r>
+      <w:proofErr w:type="gramStart"/>
+      <w:r>
+        <w:t>structure, and</w:t>
+      </w:r>
+      <w:proofErr w:type="gramEnd"/>
+      <w:r>
+        <w:t xml:space="preserve"> will need to be able to handle data across data structures, and even (for, say, a comparison service) to put data structured according to multiple data structures in a single XML instance.</w:t>
       </w:r>
     </w:p>
     <w:p>
@@ -2469,7 +717,7 @@
         <w:pStyle w:val="Bulleted"/>
       </w:pPr>
       <w:r>
-        <w:t>To support web services and similar technological approaches, there is a requirement to send queries to information sources as well as data and structures.</w:t>
+        <w:t>The XML should conform to the Information Model as closely as possible, and promote simple mapping from the XML instances to model based objects</w:t>
       </w:r>
     </w:p>
     <w:p>
@@ -2477,15 +725,39 @@
         <w:pStyle w:val="Bulleted"/>
       </w:pPr>
       <w:r>
-        <w:t xml:space="preserve">Users (and registry services) may not know about a specific data </w:t>
+        <w:t>The XML should behave as “normally” as possible within standard XML tools such as web development environments, parsers, guided editing tools, etc.</w:t>
+      </w:r>
+    </w:p>
+    <w:p>
+      <w:pPr>
+        <w:pStyle w:val="Bulleted"/>
+      </w:pPr>
+      <w:r>
+        <w:t xml:space="preserve">Data should be able to be structured in one or two levels, with the </w:t>
       </w:r>
       <w:proofErr w:type="gramStart"/>
       <w:r>
-        <w:t>structure, and</w:t>
+        <w:t>two level</w:t>
       </w:r>
       <w:proofErr w:type="gramEnd"/>
       <w:r>
-        <w:t xml:space="preserve"> will need to be able to handle data across data structures, and even (for, say, a comparison service) to put data structured according to multiple data structures in a single XML instance.</w:t>
+        <w:t xml:space="preserve"> format allowing for a single dimension which serves to </w:t>
+      </w:r>
+      <w:proofErr w:type="spellStart"/>
+      <w:r>
+        <w:t>disambitguate</w:t>
+      </w:r>
+      <w:proofErr w:type="spellEnd"/>
+      <w:r>
+        <w:t xml:space="preserve"> the observations. In </w:t>
+      </w:r>
+      <w:proofErr w:type="spellStart"/>
+      <w:r>
+        <w:t>addtion</w:t>
+      </w:r>
+      <w:proofErr w:type="spellEnd"/>
+      <w:r>
+        <w:t>, it should still be possible to restrict this more generalized structure to time series only formats. However, doing so should not add any additional burden in terms of how data is processed.</w:t>
       </w:r>
     </w:p>
     <w:p>
@@ -2493,7 +765,23 @@
         <w:pStyle w:val="Bulleted"/>
       </w:pPr>
       <w:r>
-        <w:t>The XML should conform to the Information Model as closely as possible, and promote simple mapping from the XML instances to model based objects</w:t>
+        <w:t xml:space="preserve">Data structure and metadata structure specific formats should be able to be generically processed, without having to understand the entire </w:t>
+      </w:r>
+      <w:proofErr w:type="gramStart"/>
+      <w:r>
+        <w:t>structure;</w:t>
+      </w:r>
+      <w:proofErr w:type="gramEnd"/>
+      <w:r>
+        <w:t xml:space="preserve"> which is to say that the structure-specific schemas should serve to validate the </w:t>
+      </w:r>
+      <w:proofErr w:type="gramStart"/>
+      <w:r>
+        <w:t>information, but</w:t>
+      </w:r>
+      <w:proofErr w:type="gramEnd"/>
+      <w:r>
+        <w:t xml:space="preserve"> not be required to process it.</w:t>
       </w:r>
     </w:p>
     <w:p>
@@ -2501,7 +789,7 @@
         <w:pStyle w:val="Bulleted"/>
       </w:pPr>
       <w:r>
-        <w:t>The XML should behave as “normally” as possible within standard XML tools such as web development environments, parsers, guided editing tools, etc.</w:t>
+        <w:t>XML formats should promote re-use of common semantics, concepts, and codelists to the greatest possible extent, while still recognizing the agency which maintains a specific resource (a codelist, a data structure, a data set, etc.)</w:t>
       </w:r>
     </w:p>
     <w:p>
@@ -2509,31 +797,96 @@
         <w:pStyle w:val="Bulleted"/>
       </w:pPr>
       <w:r>
-        <w:t xml:space="preserve">Data should be able to be structured in one or two levels, with the </w:t>
+        <w:t>XML formats must support interactions of applications with standard registry services, based on standard interfaces. These must function both as web services, and as services operating over http and similar protocols.</w:t>
+      </w:r>
+    </w:p>
+    <w:p>
+      <w:pPr>
+        <w:pStyle w:val="Bulleted"/>
+      </w:pPr>
+      <w:r>
+        <w:t xml:space="preserve">XML formats must support the reporting of reference </w:t>
       </w:r>
       <w:proofErr w:type="gramStart"/>
       <w:r>
-        <w:t>two level</w:t>
+        <w:t>metadata</w:t>
       </w:r>
       <w:proofErr w:type="gramEnd"/>
       <w:r>
-        <w:t xml:space="preserve"> format allowing for a single dimension which serves to </w:t>
+        <w:t xml:space="preserve"> which is not structural in nature, but which constitutes a primary information flow of metadata attached to other parts of the statistical collection, reporting, processing, exchange, and dissemination.  Quality initiatives, methodological metadata, administrative metadata, and similar types of metadata reporting must be supported, and must be </w:t>
+      </w:r>
+      <w:proofErr w:type="gramStart"/>
+      <w:r>
+        <w:t>user-configurable</w:t>
+      </w:r>
+      <w:proofErr w:type="gramEnd"/>
+      <w:r>
+        <w:t>.</w:t>
+      </w:r>
+    </w:p>
+    <w:p>
+      <w:pPr>
+        <w:pStyle w:val="Bulleted"/>
+      </w:pPr>
+      <w:r>
+        <w:t xml:space="preserve">XML formats for describing the relationships between groups </w:t>
+      </w:r>
+      <w:proofErr w:type="gramStart"/>
+      <w:r>
+        <w:t>of  metadata</w:t>
+      </w:r>
+      <w:proofErr w:type="gramEnd"/>
+      <w:r>
+        <w:t xml:space="preserve"> sets and data sets, by mapping concepts and codelists between these structures, and </w:t>
+      </w:r>
+      <w:proofErr w:type="gramStart"/>
+      <w:r>
+        <w:t>by  allowing</w:t>
+      </w:r>
+      <w:proofErr w:type="gramEnd"/>
+      <w:r>
+        <w:t xml:space="preserve"> for common querying of data and metadata described with not only a single structural definition, but with a related set of structural definitions, based on these mappings.</w:t>
+      </w:r>
+    </w:p>
+    <w:p>
+      <w:pPr>
+        <w:pStyle w:val="Bulleted"/>
+      </w:pPr>
+      <w:r>
+        <w:t>Allow for time-related concepts which are not related to the time of the observation to be used in data structures.</w:t>
+      </w:r>
+    </w:p>
+    <w:p>
+      <w:pPr>
+        <w:pStyle w:val="Bulleted"/>
+      </w:pPr>
+      <w:r>
+        <w:lastRenderedPageBreak/>
+        <w:t xml:space="preserve">Allow for simple, un-coded incremental identifiers in data structure definitions, to be used to dis-ambiguate data series/observations which do not have a simple 1-to-1 relationship with the </w:t>
+      </w:r>
+      <w:proofErr w:type="gramStart"/>
+      <w:r>
+        <w:t>time period</w:t>
+      </w:r>
+      <w:proofErr w:type="gramEnd"/>
+      <w:r>
+        <w:t xml:space="preserve"> of the observation.</w:t>
+      </w:r>
+    </w:p>
+    <w:p>
+      <w:pPr>
+        <w:pStyle w:val="Bulleted"/>
+      </w:pPr>
+      <w:r>
+        <w:t>Allow for un-coded identifiers and descriptors to be associated with data structure definitions which establish an external entity or identifier to disambiguate between otherwise identical series/observations (</w:t>
       </w:r>
       <w:proofErr w:type="spellStart"/>
       <w:r>
-        <w:t>disambitguate</w:t>
+        <w:t>ie</w:t>
       </w:r>
       <w:proofErr w:type="spellEnd"/>
       <w:r>
-        <w:t xml:space="preserve"> the observations. In </w:t>
-      </w:r>
-      <w:proofErr w:type="spellStart"/>
-      <w:r>
-        <w:t>addtion</w:t>
-      </w:r>
-      <w:proofErr w:type="spellEnd"/>
-      <w:r>
-        <w:t>, it should still be possible to restrict this more generalized structure to time series only formats. However, doing so should not add any additional burden in terms of how data is processed.</w:t>
+        <w:t xml:space="preserve">, when a data set describes a group of organisations, or a set of accounts, which might otherwise have identical key values). </w:t>
       </w:r>
     </w:p>
     <w:p>
@@ -2541,157 +894,41 @@
         <w:pStyle w:val="Bulleted"/>
       </w:pPr>
       <w:r>
-        <w:t xml:space="preserve">Data structure and metadata structure specific formats should be able to be generically processed, without having to understand the entire </w:t>
+        <w:t>Allow for non-numeric observation values (usually but not always coded)</w:t>
+      </w:r>
+    </w:p>
+    <w:p>
+      <w:pPr>
+        <w:pStyle w:val="Bulleted"/>
+      </w:pPr>
+      <w:r>
+        <w:t>Allow “cube”-based systems (such as OLAP) to interoperate with less sophisticated systems, without necessarily losing the richness of metadata found in the more sophisticated systems.</w:t>
+      </w:r>
+    </w:p>
+    <w:p>
+      <w:pPr>
+        <w:pStyle w:val="ParagraphCharCharChar"/>
+      </w:pPr>
+      <w:r>
+        <w:t xml:space="preserve">This is a very broad set of requirements, and in examining these it becomes evident that some of the requirements are very much at cross-purposes. It is almost impossible to design a single XML document type for any single function (exchange of data, exchange of reference metadata, querying, etc.) which will satisfy </w:t>
       </w:r>
       <w:proofErr w:type="gramStart"/>
       <w:r>
-        <w:t>structure;</w:t>
+        <w:t>all of</w:t>
       </w:r>
       <w:proofErr w:type="gramEnd"/>
       <w:r>
-        <w:t xml:space="preserve"> which is to say that the structure-specific schemas should serve to validate the information, but not be required to process it.</w:t>
-      </w:r>
-    </w:p>
-    <w:p>
-      <w:pPr>
-        <w:pStyle w:val="Bulleted"/>
-      </w:pPr>
-      <w:r>
-        <w:t>XML formats should promote re-use of common semantics, concepts, and codelists to the greatest possible extent, while still recognizing the agency which maintains a specific resource (a codelist, a data structure, a data set, etc.)</w:t>
-      </w:r>
-    </w:p>
-    <w:p>
-      <w:pPr>
-        <w:pStyle w:val="Bulleted"/>
-      </w:pPr>
-      <w:r>
-        <w:t>XML formats must support interactions of applications with standard registry services, based on standard interfaces. These must function both as web services, and as services operating over http and similar protocols.</w:t>
-      </w:r>
-    </w:p>
-    <w:p>
-      <w:pPr>
-        <w:pStyle w:val="Bulleted"/>
-      </w:pPr>
-      <w:r>
-        <w:t xml:space="preserve">XML formats must support the reporting of reference </w:t>
-      </w:r>
-      <w:proofErr w:type="gramStart"/>
-      <w:r>
-        <w:t>metadata</w:t>
-      </w:r>
-      <w:proofErr w:type="gramEnd"/>
-      <w:r>
-        <w:t xml:space="preserve"> which is not structural in nature, but which constitutes a primary information flow of metadata attached to other parts of the statistical collection, reporting, processing, exchange, and dissemination.  Quality initiatives, methodological metadata, administrative metadata, and similar types of metadata reporting must be supported, and must be </w:t>
-      </w:r>
-      <w:proofErr w:type="gramStart"/>
-      <w:r>
-        <w:t>user-configurable</w:t>
-      </w:r>
-      <w:proofErr w:type="gramEnd"/>
-      <w:r>
-        <w:t>.</w:t>
-      </w:r>
-    </w:p>
-    <w:p>
-      <w:pPr>
-        <w:pStyle w:val="Bulleted"/>
-      </w:pPr>
-      <w:r>
-        <w:t xml:space="preserve">XML formats for describing the relationships between groups </w:t>
-      </w:r>
-      <w:proofErr w:type="gramStart"/>
-      <w:r>
-        <w:t>of  metadata</w:t>
-      </w:r>
-      <w:proofErr w:type="gramEnd"/>
-      <w:r>
-        <w:t xml:space="preserve"> sets and data sets, by mapping concepts and codelists between these </w:t>
-      </w:r>
-      <w:r>
-        <w:lastRenderedPageBreak/>
-        <w:t>structures, and by  allowing for common querying of data and metadata described with not only a single structural definition, but with a related set of structural definitions, based on these mappings.</w:t>
-      </w:r>
-    </w:p>
-    <w:p>
-      <w:pPr>
-        <w:pStyle w:val="Bulleted"/>
-      </w:pPr>
-      <w:r>
-        <w:t>Allow for time-related concepts which are not related to the time of the observation to be used in data structures.</w:t>
-      </w:r>
-    </w:p>
-    <w:p>
-      <w:pPr>
-        <w:pStyle w:val="Bulleted"/>
-      </w:pPr>
-      <w:r>
-        <w:t xml:space="preserve">Allow for simple, un-coded incremental identifiers in data structure definitions, to be used to dis-ambiguate data series/observations which do not have a simple 1-to-1 relationship with the </w:t>
-      </w:r>
-      <w:proofErr w:type="gramStart"/>
-      <w:r>
-        <w:t>time period</w:t>
-      </w:r>
-      <w:proofErr w:type="gramEnd"/>
-      <w:r>
-        <w:t xml:space="preserve"> of the observation.</w:t>
-      </w:r>
-    </w:p>
-    <w:p>
-      <w:pPr>
-        <w:pStyle w:val="Bulleted"/>
-      </w:pPr>
-      <w:r>
-        <w:t>Allow for un-coded identifiers and descriptors to be associated with data structure definitions which establish an external entity or identifier to disambiguate between otherwise identical series/observations (</w:t>
-      </w:r>
-      <w:proofErr w:type="spellStart"/>
-      <w:r>
-        <w:t>ie</w:t>
-      </w:r>
-      <w:proofErr w:type="spellEnd"/>
-      <w:r>
-        <w:t xml:space="preserve">, when a data set describes a group of organisations, or a set of accounts, which might otherwise have identical key values). </w:t>
-      </w:r>
-    </w:p>
-    <w:p>
-      <w:pPr>
-        <w:pStyle w:val="Bulleted"/>
-      </w:pPr>
-      <w:r>
-        <w:t>Allow for non-numeric observation values (usually but not always coded)</w:t>
-      </w:r>
-    </w:p>
-    <w:p>
-      <w:pPr>
-        <w:pStyle w:val="Bulleted"/>
-      </w:pPr>
-      <w:r>
-        <w:t>Allow “cube”-based systems (such as OLAP) to interoperate with less sophisticated systems, without necessarily losing the richness of metadata found in the more sophisticated systems.</w:t>
+        <w:t xml:space="preserve"> these requirements. At the same time, it was very much felt that whatever design was adopted should have a clear relationship with the information model.</w:t>
       </w:r>
     </w:p>
     <w:p>
       <w:pPr>
         <w:pStyle w:val="ParagraphCharCharChar"/>
       </w:pPr>
-      <w:r>
-        <w:t xml:space="preserve">This is a very broad set of requirements, and in examining these it becomes evident that some of the requirements are very much at cross-purposes. It is almost impossible to design a single XML document type for any single function (exchange of data, exchange of reference metadata, querying, etc.) which will satisfy </w:t>
-      </w:r>
-      <w:proofErr w:type="gramStart"/>
-      <w:r>
-        <w:t>all of</w:t>
-      </w:r>
-      <w:proofErr w:type="gramEnd"/>
-      <w:r>
-        <w:t xml:space="preserve"> these requirements. At the same time, it was very much felt that whatever design was adopted should have a clear relationship with the information model.</w:t>
-      </w:r>
-    </w:p>
-    <w:p>
-      <w:pPr>
-        <w:pStyle w:val="ParagraphCharCharChar"/>
-      </w:pPr>
-    </w:p>
-    <w:p>
-      <w:pPr>
-        <w:pStyle w:val="Heading2"/>
+    </w:p>
+    <w:p>
+      <w:pPr>
+        <w:pStyle w:val="berschrift2"/>
       </w:pPr>
       <w:bookmarkStart w:id="24" w:name="_Toc119618442"/>
       <w:bookmarkStart w:id="25" w:name="_Toc290371164"/>
@@ -2808,71 +1045,68 @@
       </w:r>
       <w:proofErr w:type="gramEnd"/>
       <w:r>
-        <w:t xml:space="preserve"> a generic format and a data structure definition specific format. As much as possible these formats have been structured so that they are very similar in structure. In </w:t>
-      </w:r>
+        <w:t xml:space="preserve"> a generic format and a data structure definition specific format. As much as possible these formats have been structured so that they are very similar in structure. In addition to the harmonisation of the generic and structure specific data formats, the requirements of the </w:t>
+      </w:r>
+      <w:proofErr w:type="spellStart"/>
+      <w:r>
+        <w:t>CompactData</w:t>
+      </w:r>
+      <w:proofErr w:type="spellEnd"/>
+      <w:r>
+        <w:t xml:space="preserve"> and </w:t>
+      </w:r>
+      <w:proofErr w:type="spellStart"/>
+      <w:r>
+        <w:t>CrossSectionalData</w:t>
+      </w:r>
+      <w:proofErr w:type="spellEnd"/>
+      <w:r>
+        <w:t xml:space="preserve"> messages have been combined into one format. This format is now flexible in that it allows for any single dimension to exist at the observation. </w:t>
+      </w:r>
+      <w:proofErr w:type="gramStart"/>
+      <w:r>
+        <w:t>In order to</w:t>
+      </w:r>
+      <w:proofErr w:type="gramEnd"/>
+      <w:r>
+        <w:t xml:space="preserve"> </w:t>
+      </w:r>
+      <w:proofErr w:type="spellStart"/>
+      <w:r>
+        <w:t>accomodate</w:t>
+      </w:r>
+      <w:proofErr w:type="spellEnd"/>
+      <w:r>
+        <w:t xml:space="preserve"> existing applications that did only use the </w:t>
+      </w:r>
+      <w:proofErr w:type="spellStart"/>
+      <w:r>
+        <w:t>CompactData</w:t>
+      </w:r>
+      <w:proofErr w:type="spellEnd"/>
+      <w:r>
+        <w:t xml:space="preserve"> message due to its time series orientation, time series only variations of the structure specific and generic data messages have been created. Care was taken to ensure that these time series only variations could be processed just as the general format counterparts are </w:t>
+      </w:r>
+      <w:proofErr w:type="gramStart"/>
+      <w:r>
+        <w:t>so as to</w:t>
+      </w:r>
+      <w:proofErr w:type="gramEnd"/>
+      <w:r>
+        <w:t xml:space="preserve"> introduce no additional requirements.</w:t>
+      </w:r>
+    </w:p>
+    <w:p>
+      <w:pPr>
+        <w:pStyle w:val="ParagraphCharCharChar"/>
+      </w:pPr>
+    </w:p>
+    <w:p>
+      <w:pPr>
+        <w:pStyle w:val="ParagraphCharCharChar"/>
+      </w:pPr>
       <w:r>
         <w:lastRenderedPageBreak/>
-        <w:t xml:space="preserve">addition to the harmonisation of the generic and structure specific data formats, the requirements of the </w:t>
-      </w:r>
-      <w:proofErr w:type="spellStart"/>
-      <w:r>
-        <w:t>CompactData</w:t>
-      </w:r>
-      <w:proofErr w:type="spellEnd"/>
-      <w:r>
-        <w:t xml:space="preserve"> and </w:t>
-      </w:r>
-      <w:proofErr w:type="spellStart"/>
-      <w:r>
-        <w:t>CrossSectionalData</w:t>
-      </w:r>
-      <w:proofErr w:type="spellEnd"/>
-      <w:r>
-        <w:t xml:space="preserve"> messages have been combined into one format. This format is now flexible in that it allows for any single dimension to exist at the observation. </w:t>
-      </w:r>
-      <w:proofErr w:type="gramStart"/>
-      <w:r>
-        <w:t>In order to</w:t>
-      </w:r>
-      <w:proofErr w:type="gramEnd"/>
-      <w:r>
-        <w:t xml:space="preserve"> </w:t>
-      </w:r>
-      <w:proofErr w:type="spellStart"/>
-      <w:r>
-        <w:t>accomodate</w:t>
-      </w:r>
-      <w:proofErr w:type="spellEnd"/>
-      <w:r>
-        <w:t xml:space="preserve"> existing applications that did only use the </w:t>
-      </w:r>
-      <w:proofErr w:type="spellStart"/>
-      <w:r>
-        <w:t>CompactData</w:t>
-      </w:r>
-      <w:proofErr w:type="spellEnd"/>
-      <w:r>
-        <w:t xml:space="preserve"> message due to its time series orientation, time series only variations of the structure specific and generic data messages have been created. Care was taken to ensure that these time series only variations could be processed just as the general format counterparts are </w:t>
-      </w:r>
-      <w:proofErr w:type="gramStart"/>
-      <w:r>
-        <w:t>so as to</w:t>
-      </w:r>
-      <w:proofErr w:type="gramEnd"/>
-      <w:r>
-        <w:t xml:space="preserve"> introduce no additional requirements.</w:t>
-      </w:r>
-    </w:p>
-    <w:p>
-      <w:pPr>
-        <w:pStyle w:val="ParagraphCharCharChar"/>
-      </w:pPr>
-    </w:p>
-    <w:p>
-      <w:pPr>
-        <w:pStyle w:val="ParagraphCharCharChar"/>
-      </w:pPr>
-      <w:r>
         <w:t xml:space="preserve">These same principles were applied to the reference metadata messages as well. In addition, the base structure specific schemas from which data and metadata structure specific variations are created, have been structured so that they enforce a specific structure and can be easily processed in a generic </w:t>
       </w:r>
       <w:proofErr w:type="spellStart"/>
@@ -2933,7 +1167,7 @@
     </w:p>
     <w:p>
       <w:pPr>
-        <w:pStyle w:val="Heading2"/>
+        <w:pStyle w:val="berschrift2"/>
       </w:pPr>
       <w:bookmarkStart w:id="27" w:name="_Toc119618443"/>
       <w:bookmarkStart w:id="28" w:name="_Toc290371165"/>
@@ -2979,7 +1213,15 @@
         <w:pStyle w:val="ParagraphCharCharChar"/>
       </w:pPr>
       <w:r>
-        <w:t xml:space="preserve">The other major benefit of namespaces – especially in light of the requirement that maintenance agencies be tracked across the potential reuse of the structures and data they maintained – is that it allows SDMX to own certain namespace </w:t>
+        <w:t xml:space="preserve">The other major benefit of namespaces – especially </w:t>
+      </w:r>
+      <w:proofErr w:type="gramStart"/>
+      <w:r>
+        <w:t>in light of</w:t>
+      </w:r>
+      <w:proofErr w:type="gramEnd"/>
+      <w:r>
+        <w:t xml:space="preserve"> the requirement that maintenance agencies be tracked across the potential reuse of the structures and data they maintained – is that it allows SDMX to own certain namespace </w:t>
       </w:r>
       <w:proofErr w:type="gramStart"/>
       <w:r>
@@ -3076,7 +1318,6 @@
         <w:pStyle w:val="Bulleted"/>
       </w:pPr>
       <w:r>
-        <w:lastRenderedPageBreak/>
         <w:t>An SDMX Namespace Module containing the common message constructs, including the common header information (“</w:t>
       </w:r>
       <w:r>
@@ -3123,7 +1364,15 @@
         <w:pStyle w:val="Bulleted"/>
       </w:pPr>
       <w:r>
-        <w:t>An SDMX Namespace Module containing the descriptions of structural metadata such as key families, concepts, and codelists (“</w:t>
+        <w:t xml:space="preserve">An SDMX Namespace Module containing the descriptions of structural metadata such as key families, concepts, and </w:t>
+      </w:r>
+      <w:proofErr w:type="spellStart"/>
+      <w:r>
+        <w:t>codelists</w:t>
+      </w:r>
+      <w:proofErr w:type="spellEnd"/>
+      <w:r>
+        <w:t xml:space="preserve"> (“</w:t>
       </w:r>
       <w:proofErr w:type="spellStart"/>
       <w:r>
@@ -3175,7 +1424,23 @@
         <w:pStyle w:val="Bulleted"/>
       </w:pPr>
       <w:r>
-        <w:t>An SDMX Namespace Module containing constructs shared in common across all of the SDMX message types (“</w:t>
+        <w:t xml:space="preserve">An SDMX Namespace Module containing constructs </w:t>
+      </w:r>
+      <w:proofErr w:type="gramStart"/>
+      <w:r>
+        <w:t>shared in common</w:t>
+      </w:r>
+      <w:proofErr w:type="gramEnd"/>
+      <w:r>
+        <w:t xml:space="preserve"> across </w:t>
+      </w:r>
+      <w:proofErr w:type="gramStart"/>
+      <w:r>
+        <w:t>all of</w:t>
+      </w:r>
+      <w:proofErr w:type="gramEnd"/>
+      <w:r>
+        <w:t xml:space="preserve"> the SDMX message types (“</w:t>
       </w:r>
       <w:proofErr w:type="spellStart"/>
       <w:r>
@@ -3219,7 +1484,11 @@
       </w:r>
       <w:proofErr w:type="spellEnd"/>
       <w:r>
-        <w:t>”) – needed for all other SDMX-ML namespace modules (also included for convenience is the XML namespace [“</w:t>
+        <w:t xml:space="preserve">”) – needed for all other SDMX-ML namespace modules (also included for </w:t>
+      </w:r>
+      <w:r>
+        <w:lastRenderedPageBreak/>
+        <w:t>convenience is the XML namespace [“</w:t>
       </w:r>
       <w:r>
         <w:rPr>
@@ -3365,7 +1634,7 @@
     </w:p>
     <w:p>
       <w:pPr>
-        <w:pStyle w:val="Heading1"/>
+        <w:pStyle w:val="berschrift1"/>
         <w:tabs>
           <w:tab w:val="clear" w:pos="576"/>
           <w:tab w:val="num" w:pos="432"/>
@@ -3505,7 +1774,6 @@
         </w:numPr>
       </w:pPr>
       <w:r>
-        <w:lastRenderedPageBreak/>
         <w:t>SDMX_2_1_SECTION_03A_PART_V_REGISTRY</w:t>
       </w:r>
       <w:r>
@@ -3540,7 +1808,7 @@
 </file>
 
 <file path=word/endnotes.xml><?xml version="1.0" encoding="utf-8"?>
-<w:endnotes xmlns:wpc="http://schemas.microsoft.com/office/word/2010/wordprocessingCanvas" xmlns:cx="http://schemas.microsoft.com/office/drawing/2014/chartex" xmlns:cx1="http://schemas.microsoft.com/office/drawing/2015/9/8/chartex" xmlns:cx2="http://schemas.microsoft.com/office/drawing/2015/10/21/chartex" xmlns:cx3="http://schemas.microsoft.com/office/drawing/2016/5/9/chartex" xmlns:cx4="http://schemas.microsoft.com/office/drawing/2016/5/10/chartex" xmlns:cx5="http://schemas.microsoft.com/office/drawing/2016/5/11/chartex" xmlns:cx6="http://schemas.microsoft.com/office/drawing/2016/5/12/chartex" xmlns:cx7="http://schemas.microsoft.com/office/drawing/2016/5/13/chartex" xmlns:cx8="http://schemas.microsoft.com/office/drawing/2016/5/14/chartex" xmlns:mc="http://schemas.openxmlformats.org/markup-compatibility/2006" xmlns:aink="http://schemas.microsoft.com/office/drawing/2016/ink" xmlns:am3d="http://schemas.microsoft.com/office/drawing/2017/model3d" xmlns:o="urn:schemas-microsoft-com:office:office" xmlns:r="http://schemas.openxmlformats.org/officeDocument/2006/relationships" xmlns:m="http://schemas.openxmlformats.org/officeDocument/2006/math" xmlns:v="urn:schemas-microsoft-com:vml" xmlns:wp14="http://schemas.microsoft.com/office/word/2010/wordprocessingDrawing" xmlns:wp="http://schemas.openxmlformats.org/drawingml/2006/wordprocessingDrawing" xmlns:w10="urn:schemas-microsoft-com:office:word" xmlns:w="http://schemas.openxmlformats.org/wordprocessingml/2006/main" xmlns:w14="http://schemas.microsoft.com/office/word/2010/wordml" xmlns:w15="http://schemas.microsoft.com/office/word/2012/wordml" xmlns:w16cex="http://schemas.microsoft.com/office/word/2018/wordml/cex" xmlns:w16cid="http://schemas.microsoft.com/office/word/2016/wordml/cid" xmlns:w16="http://schemas.microsoft.com/office/word/2018/wordml" xmlns:w16sdtdh="http://schemas.microsoft.com/office/word/2020/wordml/sdtdatahash" xmlns:w16se="http://schemas.microsoft.com/office/word/2015/wordml/symex" xmlns:wpg="http://schemas.microsoft.com/office/word/2010/wordprocessingGroup" xmlns:wpi="http://schemas.microsoft.com/office/word/2010/wordprocessingInk" xmlns:wne="http://schemas.microsoft.com/office/word/2006/wordml" xmlns:wps="http://schemas.microsoft.com/office/word/2010/wordprocessingShape" mc:Ignorable="w14 w15 w16se w16cid w16 w16cex w16sdtdh wp14">
+<w:endnotes xmlns:wpc="http://schemas.microsoft.com/office/word/2010/wordprocessingCanvas" xmlns:cx="http://schemas.microsoft.com/office/drawing/2014/chartex" xmlns:cx1="http://schemas.microsoft.com/office/drawing/2015/9/8/chartex" xmlns:cx2="http://schemas.microsoft.com/office/drawing/2015/10/21/chartex" xmlns:cx3="http://schemas.microsoft.com/office/drawing/2016/5/9/chartex" xmlns:cx4="http://schemas.microsoft.com/office/drawing/2016/5/10/chartex" xmlns:cx5="http://schemas.microsoft.com/office/drawing/2016/5/11/chartex" xmlns:cx6="http://schemas.microsoft.com/office/drawing/2016/5/12/chartex" xmlns:cx7="http://schemas.microsoft.com/office/drawing/2016/5/13/chartex" xmlns:cx8="http://schemas.microsoft.com/office/drawing/2016/5/14/chartex" xmlns:mc="http://schemas.openxmlformats.org/markup-compatibility/2006" xmlns:aink="http://schemas.microsoft.com/office/drawing/2016/ink" xmlns:am3d="http://schemas.microsoft.com/office/drawing/2017/model3d" xmlns:o="urn:schemas-microsoft-com:office:office" xmlns:oel="http://schemas.microsoft.com/office/2019/extlst" xmlns:r="http://schemas.openxmlformats.org/officeDocument/2006/relationships" xmlns:m="http://schemas.openxmlformats.org/officeDocument/2006/math" xmlns:v="urn:schemas-microsoft-com:vml" xmlns:wp14="http://schemas.microsoft.com/office/word/2010/wordprocessingDrawing" xmlns:wp="http://schemas.openxmlformats.org/drawingml/2006/wordprocessingDrawing" xmlns:w10="urn:schemas-microsoft-com:office:word" xmlns:w="http://schemas.openxmlformats.org/wordprocessingml/2006/main" xmlns:w14="http://schemas.microsoft.com/office/word/2010/wordml" xmlns:w15="http://schemas.microsoft.com/office/word/2012/wordml" xmlns:w16cex="http://schemas.microsoft.com/office/word/2018/wordml/cex" xmlns:w16cid="http://schemas.microsoft.com/office/word/2016/wordml/cid" xmlns:w16="http://schemas.microsoft.com/office/word/2018/wordml" xmlns:w16du="http://schemas.microsoft.com/office/word/2023/wordml/word16du" xmlns:w16sdtdh="http://schemas.microsoft.com/office/word/2020/wordml/sdtdatahash" xmlns:w16sdtfl="http://schemas.microsoft.com/office/word/2024/wordml/sdtformatlock" xmlns:w16se="http://schemas.microsoft.com/office/word/2015/wordml/symex" xmlns:wpg="http://schemas.microsoft.com/office/word/2010/wordprocessingGroup" xmlns:wpi="http://schemas.microsoft.com/office/word/2010/wordprocessingInk" xmlns:wne="http://schemas.microsoft.com/office/word/2006/wordml" xmlns:wps="http://schemas.microsoft.com/office/word/2010/wordprocessingShape" mc:Ignorable="w14 w15 w16se w16cid w16 w16cex w16sdtdh w16sdtfl w16du wp14">
   <w:endnote w:type="separator" w:id="-1">
     <w:p>
       <w:pPr>
@@ -3571,59 +1839,10 @@
 </file>
 
 <file path=word/footer1.xml><?xml version="1.0" encoding="utf-8"?>
-<w:ftr xmlns:wpc="http://schemas.microsoft.com/office/word/2010/wordprocessingCanvas" xmlns:cx="http://schemas.microsoft.com/office/drawing/2014/chartex" xmlns:cx1="http://schemas.microsoft.com/office/drawing/2015/9/8/chartex" xmlns:cx2="http://schemas.microsoft.com/office/drawing/2015/10/21/chartex" xmlns:cx3="http://schemas.microsoft.com/office/drawing/2016/5/9/chartex" xmlns:cx4="http://schemas.microsoft.com/office/drawing/2016/5/10/chartex" xmlns:cx5="http://schemas.microsoft.com/office/drawing/2016/5/11/chartex" xmlns:cx6="http://schemas.microsoft.com/office/drawing/2016/5/12/chartex" xmlns:cx7="http://schemas.microsoft.com/office/drawing/2016/5/13/chartex" xmlns:cx8="http://schemas.microsoft.com/office/drawing/2016/5/14/chartex" xmlns:mc="http://schemas.openxmlformats.org/markup-compatibility/2006" xmlns:aink="http://schemas.microsoft.com/office/drawing/2016/ink" xmlns:am3d="http://schemas.microsoft.com/office/drawing/2017/model3d" xmlns:o="urn:schemas-microsoft-com:office:office" xmlns:r="http://schemas.openxmlformats.org/officeDocument/2006/relationships" xmlns:m="http://schemas.openxmlformats.org/officeDocument/2006/math" xmlns:v="urn:schemas-microsoft-com:vml" xmlns:wp14="http://schemas.microsoft.com/office/word/2010/wordprocessingDrawing" xmlns:wp="http://schemas.openxmlformats.org/drawingml/2006/wordprocessingDrawing" xmlns:w10="urn:schemas-microsoft-com:office:word" xmlns:w="http://schemas.openxmlformats.org/wordprocessingml/2006/main" xmlns:w14="http://schemas.microsoft.com/office/word/2010/wordml" xmlns:w15="http://schemas.microsoft.com/office/word/2012/wordml" xmlns:w16cex="http://schemas.microsoft.com/office/word/2018/wordml/cex" xmlns:w16cid="http://schemas.microsoft.com/office/word/2016/wordml/cid" xmlns:w16="http://schemas.microsoft.com/office/word/2018/wordml" xmlns:w16sdtdh="http://schemas.microsoft.com/office/word/2020/wordml/sdtdatahash" xmlns:w16se="http://schemas.microsoft.com/office/word/2015/wordml/symex" xmlns:wpg="http://schemas.microsoft.com/office/word/2010/wordprocessingGroup" xmlns:wpi="http://schemas.microsoft.com/office/word/2010/wordprocessingInk" xmlns:wne="http://schemas.microsoft.com/office/word/2006/wordml" xmlns:wps="http://schemas.microsoft.com/office/word/2010/wordprocessingShape" mc:Ignorable="w14 w15 w16se w16cid w16 w16cex w16sdtdh wp14">
+<w:ftr xmlns:wpc="http://schemas.microsoft.com/office/word/2010/wordprocessingCanvas" xmlns:cx="http://schemas.microsoft.com/office/drawing/2014/chartex" xmlns:cx1="http://schemas.microsoft.com/office/drawing/2015/9/8/chartex" xmlns:cx2="http://schemas.microsoft.com/office/drawing/2015/10/21/chartex" xmlns:cx3="http://schemas.microsoft.com/office/drawing/2016/5/9/chartex" xmlns:cx4="http://schemas.microsoft.com/office/drawing/2016/5/10/chartex" xmlns:cx5="http://schemas.microsoft.com/office/drawing/2016/5/11/chartex" xmlns:cx6="http://schemas.microsoft.com/office/drawing/2016/5/12/chartex" xmlns:cx7="http://schemas.microsoft.com/office/drawing/2016/5/13/chartex" xmlns:cx8="http://schemas.microsoft.com/office/drawing/2016/5/14/chartex" xmlns:mc="http://schemas.openxmlformats.org/markup-compatibility/2006" xmlns:aink="http://schemas.microsoft.com/office/drawing/2016/ink" xmlns:am3d="http://schemas.microsoft.com/office/drawing/2017/model3d" xmlns:o="urn:schemas-microsoft-com:office:office" xmlns:oel="http://schemas.microsoft.com/office/2019/extlst" xmlns:r="http://schemas.openxmlformats.org/officeDocument/2006/relationships" xmlns:m="http://schemas.openxmlformats.org/officeDocument/2006/math" xmlns:v="urn:schemas-microsoft-com:vml" xmlns:wp14="http://schemas.microsoft.com/office/word/2010/wordprocessingDrawing" xmlns:wp="http://schemas.openxmlformats.org/drawingml/2006/wordprocessingDrawing" xmlns:w10="urn:schemas-microsoft-com:office:word" xmlns:w="http://schemas.openxmlformats.org/wordprocessingml/2006/main" xmlns:w14="http://schemas.microsoft.com/office/word/2010/wordml" xmlns:w15="http://schemas.microsoft.com/office/word/2012/wordml" xmlns:w16cex="http://schemas.microsoft.com/office/word/2018/wordml/cex" xmlns:w16cid="http://schemas.microsoft.com/office/word/2016/wordml/cid" xmlns:w16="http://schemas.microsoft.com/office/word/2018/wordml" xmlns:w16du="http://schemas.microsoft.com/office/word/2023/wordml/word16du" xmlns:w16sdtdh="http://schemas.microsoft.com/office/word/2020/wordml/sdtdatahash" xmlns:w16sdtfl="http://schemas.microsoft.com/office/word/2024/wordml/sdtformatlock" xmlns:w16se="http://schemas.microsoft.com/office/word/2015/wordml/symex" xmlns:wpg="http://schemas.microsoft.com/office/word/2010/wordprocessingGroup" xmlns:wpi="http://schemas.microsoft.com/office/word/2010/wordprocessingInk" xmlns:wne="http://schemas.microsoft.com/office/word/2006/wordml" xmlns:wps="http://schemas.microsoft.com/office/word/2010/wordprocessingShape" mc:Ignorable="w14 w15 w16se w16cid w16 w16cex w16sdtdh w16sdtfl w16du wp14">
   <w:p>
     <w:pPr>
-      <w:pStyle w:val="ParagraphCharCharChar"/>
-      <w:rPr>
-        <w:lang w:val="en-US"/>
-      </w:rPr>
-    </w:pPr>
-    <w:r>
-      <w:rPr>
-        <w:lang w:val="en-US"/>
-      </w:rPr>
-      <w:t>© SDMX 2021</w:t>
-    </w:r>
-  </w:p>
-  <w:p>
-    <w:pPr>
-      <w:pStyle w:val="ParagraphCharCharChar"/>
-      <w:rPr>
-        <w:rStyle w:val="Hyperlink"/>
-      </w:rPr>
-    </w:pPr>
-    <w:r>
-      <w:rPr>
-        <w:rStyle w:val="Hyperlink"/>
-      </w:rPr>
-      <w:t>http://www.sdmx.org/</w:t>
-    </w:r>
-  </w:p>
-  <w:p>
-    <w:pPr>
-      <w:pStyle w:val="Footer"/>
-      <w:jc w:val="center"/>
-    </w:pPr>
-  </w:p>
-</w:ftr>
-</file>
-
-<file path=word/footer2.xml><?xml version="1.0" encoding="utf-8"?>
-<w:ftr xmlns:wpc="http://schemas.microsoft.com/office/word/2010/wordprocessingCanvas" xmlns:cx="http://schemas.microsoft.com/office/drawing/2014/chartex" xmlns:cx1="http://schemas.microsoft.com/office/drawing/2015/9/8/chartex" xmlns:cx2="http://schemas.microsoft.com/office/drawing/2015/10/21/chartex" xmlns:cx3="http://schemas.microsoft.com/office/drawing/2016/5/9/chartex" xmlns:cx4="http://schemas.microsoft.com/office/drawing/2016/5/10/chartex" xmlns:cx5="http://schemas.microsoft.com/office/drawing/2016/5/11/chartex" xmlns:cx6="http://schemas.microsoft.com/office/drawing/2016/5/12/chartex" xmlns:cx7="http://schemas.microsoft.com/office/drawing/2016/5/13/chartex" xmlns:cx8="http://schemas.microsoft.com/office/drawing/2016/5/14/chartex" xmlns:mc="http://schemas.openxmlformats.org/markup-compatibility/2006" xmlns:aink="http://schemas.microsoft.com/office/drawing/2016/ink" xmlns:am3d="http://schemas.microsoft.com/office/drawing/2017/model3d" xmlns:o="urn:schemas-microsoft-com:office:office" xmlns:r="http://schemas.openxmlformats.org/officeDocument/2006/relationships" xmlns:m="http://schemas.openxmlformats.org/officeDocument/2006/math" xmlns:v="urn:schemas-microsoft-com:vml" xmlns:wp14="http://schemas.microsoft.com/office/word/2010/wordprocessingDrawing" xmlns:wp="http://schemas.openxmlformats.org/drawingml/2006/wordprocessingDrawing" xmlns:w10="urn:schemas-microsoft-com:office:word" xmlns:w="http://schemas.openxmlformats.org/wordprocessingml/2006/main" xmlns:w14="http://schemas.microsoft.com/office/word/2010/wordml" xmlns:w15="http://schemas.microsoft.com/office/word/2012/wordml" xmlns:w16cex="http://schemas.microsoft.com/office/word/2018/wordml/cex" xmlns:w16cid="http://schemas.microsoft.com/office/word/2016/wordml/cid" xmlns:w16="http://schemas.microsoft.com/office/word/2018/wordml" xmlns:w16sdtdh="http://schemas.microsoft.com/office/word/2020/wordml/sdtdatahash" xmlns:w16se="http://schemas.microsoft.com/office/word/2015/wordml/symex" xmlns:wpg="http://schemas.microsoft.com/office/word/2010/wordprocessingGroup" xmlns:wpi="http://schemas.microsoft.com/office/word/2010/wordprocessingInk" xmlns:wne="http://schemas.microsoft.com/office/word/2006/wordml" xmlns:wps="http://schemas.microsoft.com/office/word/2010/wordprocessingShape" mc:Ignorable="w14 w15 w16se w16cid w16 w16cex w16sdtdh wp14">
-  <w:p>
-    <w:pPr>
-      <w:pStyle w:val="Footer"/>
-    </w:pPr>
-  </w:p>
-</w:ftr>
-</file>
-
-<file path=word/footer3.xml><?xml version="1.0" encoding="utf-8"?>
-<w:ftr xmlns:wpc="http://schemas.microsoft.com/office/word/2010/wordprocessingCanvas" xmlns:cx="http://schemas.microsoft.com/office/drawing/2014/chartex" xmlns:cx1="http://schemas.microsoft.com/office/drawing/2015/9/8/chartex" xmlns:cx2="http://schemas.microsoft.com/office/drawing/2015/10/21/chartex" xmlns:cx3="http://schemas.microsoft.com/office/drawing/2016/5/9/chartex" xmlns:cx4="http://schemas.microsoft.com/office/drawing/2016/5/10/chartex" xmlns:cx5="http://schemas.microsoft.com/office/drawing/2016/5/11/chartex" xmlns:cx6="http://schemas.microsoft.com/office/drawing/2016/5/12/chartex" xmlns:cx7="http://schemas.microsoft.com/office/drawing/2016/5/13/chartex" xmlns:cx8="http://schemas.microsoft.com/office/drawing/2016/5/14/chartex" xmlns:mc="http://schemas.openxmlformats.org/markup-compatibility/2006" xmlns:aink="http://schemas.microsoft.com/office/drawing/2016/ink" xmlns:am3d="http://schemas.microsoft.com/office/drawing/2017/model3d" xmlns:o="urn:schemas-microsoft-com:office:office" xmlns:r="http://schemas.openxmlformats.org/officeDocument/2006/relationships" xmlns:m="http://schemas.openxmlformats.org/officeDocument/2006/math" xmlns:v="urn:schemas-microsoft-com:vml" xmlns:wp14="http://schemas.microsoft.com/office/word/2010/wordprocessingDrawing" xmlns:wp="http://schemas.openxmlformats.org/drawingml/2006/wordprocessingDrawing" xmlns:w10="urn:schemas-microsoft-com:office:word" xmlns:w="http://schemas.openxmlformats.org/wordprocessingml/2006/main" xmlns:w14="http://schemas.microsoft.com/office/word/2010/wordml" xmlns:w15="http://schemas.microsoft.com/office/word/2012/wordml" xmlns:w16cex="http://schemas.microsoft.com/office/word/2018/wordml/cex" xmlns:w16cid="http://schemas.microsoft.com/office/word/2016/wordml/cid" xmlns:w16="http://schemas.microsoft.com/office/word/2018/wordml" xmlns:w16sdtdh="http://schemas.microsoft.com/office/word/2020/wordml/sdtdatahash" xmlns:w16se="http://schemas.microsoft.com/office/word/2015/wordml/symex" xmlns:wpg="http://schemas.microsoft.com/office/word/2010/wordprocessingGroup" xmlns:wpi="http://schemas.microsoft.com/office/word/2010/wordprocessingInk" xmlns:wne="http://schemas.microsoft.com/office/word/2006/wordml" xmlns:wps="http://schemas.microsoft.com/office/word/2010/wordprocessingShape" mc:Ignorable="w14 w15 w16se w16cid w16 w16cex w16sdtdh wp14">
-  <w:p>
-    <w:pPr>
-      <w:pStyle w:val="Footer"/>
+      <w:pStyle w:val="Fuzeile"/>
       <w:jc w:val="center"/>
     </w:pPr>
   </w:p>
@@ -3631,7 +1850,7 @@
 </file>
 
 <file path=word/footnotes.xml><?xml version="1.0" encoding="utf-8"?>
-<w:footnotes xmlns:wpc="http://schemas.microsoft.com/office/word/2010/wordprocessingCanvas" xmlns:cx="http://schemas.microsoft.com/office/drawing/2014/chartex" xmlns:cx1="http://schemas.microsoft.com/office/drawing/2015/9/8/chartex" xmlns:cx2="http://schemas.microsoft.com/office/drawing/2015/10/21/chartex" xmlns:cx3="http://schemas.microsoft.com/office/drawing/2016/5/9/chartex" xmlns:cx4="http://schemas.microsoft.com/office/drawing/2016/5/10/chartex" xmlns:cx5="http://schemas.microsoft.com/office/drawing/2016/5/11/chartex" xmlns:cx6="http://schemas.microsoft.com/office/drawing/2016/5/12/chartex" xmlns:cx7="http://schemas.microsoft.com/office/drawing/2016/5/13/chartex" xmlns:cx8="http://schemas.microsoft.com/office/drawing/2016/5/14/chartex" xmlns:mc="http://schemas.openxmlformats.org/markup-compatibility/2006" xmlns:aink="http://schemas.microsoft.com/office/drawing/2016/ink" xmlns:am3d="http://schemas.microsoft.com/office/drawing/2017/model3d" xmlns:o="urn:schemas-microsoft-com:office:office" xmlns:r="http://schemas.openxmlformats.org/officeDocument/2006/relationships" xmlns:m="http://schemas.openxmlformats.org/officeDocument/2006/math" xmlns:v="urn:schemas-microsoft-com:vml" xmlns:wp14="http://schemas.microsoft.com/office/word/2010/wordprocessingDrawing" xmlns:wp="http://schemas.openxmlformats.org/drawingml/2006/wordprocessingDrawing" xmlns:w10="urn:schemas-microsoft-com:office:word" xmlns:w="http://schemas.openxmlformats.org/wordprocessingml/2006/main" xmlns:w14="http://schemas.microsoft.com/office/word/2010/wordml" xmlns:w15="http://schemas.microsoft.com/office/word/2012/wordml" xmlns:w16cex="http://schemas.microsoft.com/office/word/2018/wordml/cex" xmlns:w16cid="http://schemas.microsoft.com/office/word/2016/wordml/cid" xmlns:w16="http://schemas.microsoft.com/office/word/2018/wordml" xmlns:w16sdtdh="http://schemas.microsoft.com/office/word/2020/wordml/sdtdatahash" xmlns:w16se="http://schemas.microsoft.com/office/word/2015/wordml/symex" xmlns:wpg="http://schemas.microsoft.com/office/word/2010/wordprocessingGroup" xmlns:wpi="http://schemas.microsoft.com/office/word/2010/wordprocessingInk" xmlns:wne="http://schemas.microsoft.com/office/word/2006/wordml" xmlns:wps="http://schemas.microsoft.com/office/word/2010/wordprocessingShape" mc:Ignorable="w14 w15 w16se w16cid w16 w16cex w16sdtdh wp14">
+<w:footnotes xmlns:wpc="http://schemas.microsoft.com/office/word/2010/wordprocessingCanvas" xmlns:cx="http://schemas.microsoft.com/office/drawing/2014/chartex" xmlns:cx1="http://schemas.microsoft.com/office/drawing/2015/9/8/chartex" xmlns:cx2="http://schemas.microsoft.com/office/drawing/2015/10/21/chartex" xmlns:cx3="http://schemas.microsoft.com/office/drawing/2016/5/9/chartex" xmlns:cx4="http://schemas.microsoft.com/office/drawing/2016/5/10/chartex" xmlns:cx5="http://schemas.microsoft.com/office/drawing/2016/5/11/chartex" xmlns:cx6="http://schemas.microsoft.com/office/drawing/2016/5/12/chartex" xmlns:cx7="http://schemas.microsoft.com/office/drawing/2016/5/13/chartex" xmlns:cx8="http://schemas.microsoft.com/office/drawing/2016/5/14/chartex" xmlns:mc="http://schemas.openxmlformats.org/markup-compatibility/2006" xmlns:aink="http://schemas.microsoft.com/office/drawing/2016/ink" xmlns:am3d="http://schemas.microsoft.com/office/drawing/2017/model3d" xmlns:o="urn:schemas-microsoft-com:office:office" xmlns:oel="http://schemas.microsoft.com/office/2019/extlst" xmlns:r="http://schemas.openxmlformats.org/officeDocument/2006/relationships" xmlns:m="http://schemas.openxmlformats.org/officeDocument/2006/math" xmlns:v="urn:schemas-microsoft-com:vml" xmlns:wp14="http://schemas.microsoft.com/office/word/2010/wordprocessingDrawing" xmlns:wp="http://schemas.openxmlformats.org/drawingml/2006/wordprocessingDrawing" xmlns:w10="urn:schemas-microsoft-com:office:word" xmlns:w="http://schemas.openxmlformats.org/wordprocessingml/2006/main" xmlns:w14="http://schemas.microsoft.com/office/word/2010/wordml" xmlns:w15="http://schemas.microsoft.com/office/word/2012/wordml" xmlns:w16cex="http://schemas.microsoft.com/office/word/2018/wordml/cex" xmlns:w16cid="http://schemas.microsoft.com/office/word/2016/wordml/cid" xmlns:w16="http://schemas.microsoft.com/office/word/2018/wordml" xmlns:w16du="http://schemas.microsoft.com/office/word/2023/wordml/word16du" xmlns:w16sdtdh="http://schemas.microsoft.com/office/word/2020/wordml/sdtdatahash" xmlns:w16sdtfl="http://schemas.microsoft.com/office/word/2024/wordml/sdtformatlock" xmlns:w16se="http://schemas.microsoft.com/office/word/2015/wordml/symex" xmlns:wpg="http://schemas.microsoft.com/office/word/2010/wordprocessingGroup" xmlns:wpi="http://schemas.microsoft.com/office/word/2010/wordprocessingInk" xmlns:wne="http://schemas.microsoft.com/office/word/2006/wordml" xmlns:wps="http://schemas.microsoft.com/office/word/2010/wordprocessingShape" mc:Ignorable="w14 w15 w16se w16cid w16 w16cex w16sdtdh w16sdtfl w16du wp14">
   <w:footnote w:type="separator" w:id="-1">
     <w:p>
       <w:pPr>
@@ -3661,98 +1880,8 @@
 </w:footnotes>
 </file>
 
-<file path=word/header1.xml><?xml version="1.0" encoding="utf-8"?>
-<w:hdr xmlns:wpc="http://schemas.microsoft.com/office/word/2010/wordprocessingCanvas" xmlns:cx="http://schemas.microsoft.com/office/drawing/2014/chartex" xmlns:cx1="http://schemas.microsoft.com/office/drawing/2015/9/8/chartex" xmlns:cx2="http://schemas.microsoft.com/office/drawing/2015/10/21/chartex" xmlns:cx3="http://schemas.microsoft.com/office/drawing/2016/5/9/chartex" xmlns:cx4="http://schemas.microsoft.com/office/drawing/2016/5/10/chartex" xmlns:cx5="http://schemas.microsoft.com/office/drawing/2016/5/11/chartex" xmlns:cx6="http://schemas.microsoft.com/office/drawing/2016/5/12/chartex" xmlns:cx7="http://schemas.microsoft.com/office/drawing/2016/5/13/chartex" xmlns:cx8="http://schemas.microsoft.com/office/drawing/2016/5/14/chartex" xmlns:mc="http://schemas.openxmlformats.org/markup-compatibility/2006" xmlns:aink="http://schemas.microsoft.com/office/drawing/2016/ink" xmlns:am3d="http://schemas.microsoft.com/office/drawing/2017/model3d" xmlns:o="urn:schemas-microsoft-com:office:office" xmlns:r="http://schemas.openxmlformats.org/officeDocument/2006/relationships" xmlns:m="http://schemas.openxmlformats.org/officeDocument/2006/math" xmlns:v="urn:schemas-microsoft-com:vml" xmlns:wp14="http://schemas.microsoft.com/office/word/2010/wordprocessingDrawing" xmlns:wp="http://schemas.openxmlformats.org/drawingml/2006/wordprocessingDrawing" xmlns:w10="urn:schemas-microsoft-com:office:word" xmlns:w="http://schemas.openxmlformats.org/wordprocessingml/2006/main" xmlns:w14="http://schemas.microsoft.com/office/word/2010/wordml" xmlns:w15="http://schemas.microsoft.com/office/word/2012/wordml" xmlns:w16cex="http://schemas.microsoft.com/office/word/2018/wordml/cex" xmlns:w16cid="http://schemas.microsoft.com/office/word/2016/wordml/cid" xmlns:w16="http://schemas.microsoft.com/office/word/2018/wordml" xmlns:w16sdtdh="http://schemas.microsoft.com/office/word/2020/wordml/sdtdatahash" xmlns:w16se="http://schemas.microsoft.com/office/word/2015/wordml/symex" xmlns:wpg="http://schemas.microsoft.com/office/word/2010/wordprocessingGroup" xmlns:wpi="http://schemas.microsoft.com/office/word/2010/wordprocessingInk" xmlns:wne="http://schemas.microsoft.com/office/word/2006/wordml" xmlns:wps="http://schemas.microsoft.com/office/word/2010/wordprocessingShape" mc:Ignorable="w14 w15 w16se w16cid w16 w16cex w16sdtdh wp14">
-  <w:p>
-    <w:pPr>
-      <w:pStyle w:val="Footerempty"/>
-      <w:ind w:right="-508"/>
-      <w:rPr>
-        <w:rFonts w:cs="Arial"/>
-        <w:color w:val="000080"/>
-      </w:rPr>
-    </w:pPr>
-    <w:r>
-      <w:rPr>
-        <w:rFonts w:cs="Arial"/>
-        <w:color w:val="000080"/>
-      </w:rPr>
-      <w:t xml:space="preserve"> </w:t>
-    </w:r>
-  </w:p>
-  <w:p>
-    <w:pPr>
-      <w:pStyle w:val="Footerempty"/>
-      <w:rPr>
-        <w:rFonts w:cs="Arial"/>
-        <w:color w:val="000080"/>
-        <w:sz w:val="20"/>
-      </w:rPr>
-    </w:pPr>
-    <w:r>
-      <w:rPr>
-        <w:noProof/>
-      </w:rPr>
-      <w:pict w14:anchorId="2AEF3470">
-        <v:shapetype id="_x0000_t75" coordsize="21600,21600" o:spt="75" o:preferrelative="t" path="m@4@5l@4@11@9@11@9@5xe" filled="f" stroked="f">
-          <v:stroke joinstyle="miter"/>
-          <v:formulas>
-            <v:f eqn="if lineDrawn pixelLineWidth 0"/>
-            <v:f eqn="sum @0 1 0"/>
-            <v:f eqn="sum 0 0 @1"/>
-            <v:f eqn="prod @2 1 2"/>
-            <v:f eqn="prod @3 21600 pixelWidth"/>
-            <v:f eqn="prod @3 21600 pixelHeight"/>
-            <v:f eqn="sum @0 0 1"/>
-            <v:f eqn="prod @6 1 2"/>
-            <v:f eqn="prod @7 21600 pixelWidth"/>
-            <v:f eqn="sum @8 21600 0"/>
-            <v:f eqn="prod @7 21600 pixelHeight"/>
-            <v:f eqn="sum @10 21600 0"/>
-          </v:formulas>
-          <v:path o:extrusionok="f" gradientshapeok="t" o:connecttype="rect"/>
-          <o:lock v:ext="edit" aspectratio="t"/>
-        </v:shapetype>
-        <v:shape id="_x0000_i1025" type="#_x0000_t75" style="width:115.5pt;height:45.75pt">
-          <v:imagedata r:id="rId1" o:title="logo"/>
-        </v:shape>
-      </w:pict>
-    </w:r>
-  </w:p>
-  <w:p>
-    <w:pPr>
-      <w:pStyle w:val="Footerempty"/>
-      <w:rPr>
-        <w:rFonts w:cs="Arial"/>
-        <w:color w:val="000080"/>
-        <w:sz w:val="20"/>
-      </w:rPr>
-    </w:pPr>
-  </w:p>
-  <w:p>
-    <w:pPr>
-      <w:pStyle w:val="Footerempty"/>
-      <w:rPr>
-        <w:rFonts w:cs="Arial"/>
-        <w:color w:val="000080"/>
-        <w:sz w:val="20"/>
-      </w:rPr>
-    </w:pPr>
-  </w:p>
-  <w:p>
-    <w:pPr>
-      <w:pStyle w:val="Footerempty"/>
-      <w:rPr>
-        <w:rFonts w:cs="Arial"/>
-        <w:color w:val="000080"/>
-      </w:rPr>
-    </w:pPr>
-  </w:p>
-</w:hdr>
-</file>
-
 <file path=word/numbering.xml><?xml version="1.0" encoding="utf-8"?>
-<w:numbering xmlns:wpc="http://schemas.microsoft.com/office/word/2010/wordprocessingCanvas" xmlns:cx="http://schemas.microsoft.com/office/drawing/2014/chartex" xmlns:cx1="http://schemas.microsoft.com/office/drawing/2015/9/8/chartex" xmlns:cx2="http://schemas.microsoft.com/office/drawing/2015/10/21/chartex" xmlns:cx3="http://schemas.microsoft.com/office/drawing/2016/5/9/chartex" xmlns:cx4="http://schemas.microsoft.com/office/drawing/2016/5/10/chartex" xmlns:cx5="http://schemas.microsoft.com/office/drawing/2016/5/11/chartex" xmlns:cx6="http://schemas.microsoft.com/office/drawing/2016/5/12/chartex" xmlns:cx7="http://schemas.microsoft.com/office/drawing/2016/5/13/chartex" xmlns:cx8="http://schemas.microsoft.com/office/drawing/2016/5/14/chartex" xmlns:mc="http://schemas.openxmlformats.org/markup-compatibility/2006" xmlns:aink="http://schemas.microsoft.com/office/drawing/2016/ink" xmlns:am3d="http://schemas.microsoft.com/office/drawing/2017/model3d" xmlns:o="urn:schemas-microsoft-com:office:office" xmlns:r="http://schemas.openxmlformats.org/officeDocument/2006/relationships" xmlns:m="http://schemas.openxmlformats.org/officeDocument/2006/math" xmlns:v="urn:schemas-microsoft-com:vml" xmlns:wp14="http://schemas.microsoft.com/office/word/2010/wordprocessingDrawing" xmlns:wp="http://schemas.openxmlformats.org/drawingml/2006/wordprocessingDrawing" xmlns:w10="urn:schemas-microsoft-com:office:word" xmlns:w="http://schemas.openxmlformats.org/wordprocessingml/2006/main" xmlns:w14="http://schemas.microsoft.com/office/word/2010/wordml" xmlns:w15="http://schemas.microsoft.com/office/word/2012/wordml" xmlns:w16cex="http://schemas.microsoft.com/office/word/2018/wordml/cex" xmlns:w16cid="http://schemas.microsoft.com/office/word/2016/wordml/cid" xmlns:w16="http://schemas.microsoft.com/office/word/2018/wordml" xmlns:w16sdtdh="http://schemas.microsoft.com/office/word/2020/wordml/sdtdatahash" xmlns:w16se="http://schemas.microsoft.com/office/word/2015/wordml/symex" xmlns:wpg="http://schemas.microsoft.com/office/word/2010/wordprocessingGroup" xmlns:wpi="http://schemas.microsoft.com/office/word/2010/wordprocessingInk" xmlns:wne="http://schemas.microsoft.com/office/word/2006/wordml" xmlns:wps="http://schemas.microsoft.com/office/word/2010/wordprocessingShape" mc:Ignorable="w14 w15 w16se w16cid w16 w16cex w16sdtdh wp14">
+<w:numbering xmlns:wpc="http://schemas.microsoft.com/office/word/2010/wordprocessingCanvas" xmlns:cx="http://schemas.microsoft.com/office/drawing/2014/chartex" xmlns:cx1="http://schemas.microsoft.com/office/drawing/2015/9/8/chartex" xmlns:cx2="http://schemas.microsoft.com/office/drawing/2015/10/21/chartex" xmlns:cx3="http://schemas.microsoft.com/office/drawing/2016/5/9/chartex" xmlns:cx4="http://schemas.microsoft.com/office/drawing/2016/5/10/chartex" xmlns:cx5="http://schemas.microsoft.com/office/drawing/2016/5/11/chartex" xmlns:cx6="http://schemas.microsoft.com/office/drawing/2016/5/12/chartex" xmlns:cx7="http://schemas.microsoft.com/office/drawing/2016/5/13/chartex" xmlns:cx8="http://schemas.microsoft.com/office/drawing/2016/5/14/chartex" xmlns:mc="http://schemas.openxmlformats.org/markup-compatibility/2006" xmlns:aink="http://schemas.microsoft.com/office/drawing/2016/ink" xmlns:am3d="http://schemas.microsoft.com/office/drawing/2017/model3d" xmlns:o="urn:schemas-microsoft-com:office:office" xmlns:oel="http://schemas.microsoft.com/office/2019/extlst" xmlns:r="http://schemas.openxmlformats.org/officeDocument/2006/relationships" xmlns:m="http://schemas.openxmlformats.org/officeDocument/2006/math" xmlns:v="urn:schemas-microsoft-com:vml" xmlns:wp14="http://schemas.microsoft.com/office/word/2010/wordprocessingDrawing" xmlns:wp="http://schemas.openxmlformats.org/drawingml/2006/wordprocessingDrawing" xmlns:w10="urn:schemas-microsoft-com:office:word" xmlns:w="http://schemas.openxmlformats.org/wordprocessingml/2006/main" xmlns:w14="http://schemas.microsoft.com/office/word/2010/wordml" xmlns:w15="http://schemas.microsoft.com/office/word/2012/wordml" xmlns:w16cex="http://schemas.microsoft.com/office/word/2018/wordml/cex" xmlns:w16cid="http://schemas.microsoft.com/office/word/2016/wordml/cid" xmlns:w16="http://schemas.microsoft.com/office/word/2018/wordml" xmlns:w16du="http://schemas.microsoft.com/office/word/2023/wordml/word16du" xmlns:w16sdtdh="http://schemas.microsoft.com/office/word/2020/wordml/sdtdatahash" xmlns:w16sdtfl="http://schemas.microsoft.com/office/word/2024/wordml/sdtformatlock" xmlns:w16se="http://schemas.microsoft.com/office/word/2015/wordml/symex" xmlns:wpg="http://schemas.microsoft.com/office/word/2010/wordprocessingGroup" xmlns:wpi="http://schemas.microsoft.com/office/word/2010/wordprocessingInk" xmlns:wne="http://schemas.microsoft.com/office/word/2006/wordml" xmlns:wps="http://schemas.microsoft.com/office/word/2010/wordprocessingShape" mc:Ignorable="w14 w15 w16se w16cid w16 w16cex w16sdtdh w16sdtfl w16du wp14">
   <w:abstractNum w:abstractNumId="0" w15:restartNumberingAfterBreak="0">
     <w:nsid w:val="01390350"/>
     <w:multiLevelType w:val="hybridMultilevel"/>
@@ -6294,7 +4423,7 @@
     <w:lvl w:ilvl="3">
       <w:start w:val="1"/>
       <w:numFmt w:val="decimal"/>
-      <w:pStyle w:val="Heading4"/>
+      <w:pStyle w:val="berschrift4"/>
       <w:lvlText w:val="%1.%2.%3.%4"/>
       <w:lvlJc w:val="left"/>
       <w:pPr>
@@ -6616,7 +4745,7 @@
     <w:lvl w:ilvl="0">
       <w:start w:val="1"/>
       <w:numFmt w:val="decimal"/>
-      <w:pStyle w:val="Heading1"/>
+      <w:pStyle w:val="berschrift1"/>
       <w:lvlText w:val="%1"/>
       <w:lvlJc w:val="left"/>
       <w:pPr>
@@ -6632,7 +4761,7 @@
     <w:lvl w:ilvl="1">
       <w:start w:val="1"/>
       <w:numFmt w:val="decimal"/>
-      <w:pStyle w:val="Heading2"/>
+      <w:pStyle w:val="berschrift2"/>
       <w:lvlText w:val="%1.%2"/>
       <w:lvlJc w:val="left"/>
       <w:pPr>
@@ -6648,7 +4777,7 @@
     <w:lvl w:ilvl="2">
       <w:start w:val="1"/>
       <w:numFmt w:val="decimal"/>
-      <w:pStyle w:val="Heading3"/>
+      <w:pStyle w:val="berschrift3"/>
       <w:lvlText w:val="%1.%2.%3"/>
       <w:lvlJc w:val="left"/>
       <w:pPr>
@@ -8009,7 +6138,7 @@
     <w:lvl w:ilvl="0" w:tplc="FFFFFFFF">
       <w:start w:val="1"/>
       <w:numFmt w:val="bullet"/>
-      <w:pStyle w:val="Caption"/>
+      <w:pStyle w:val="Beschriftung"/>
       <w:lvlText w:val=""/>
       <w:lvlJc w:val="left"/>
       <w:pPr>
@@ -8282,124 +6411,124 @@
       </w:rPr>
     </w:lvl>
   </w:abstractNum>
-  <w:num w:numId="1">
+  <w:num w:numId="1" w16cid:durableId="1108696581">
     <w:abstractNumId w:val="36"/>
   </w:num>
-  <w:num w:numId="2">
+  <w:num w:numId="2" w16cid:durableId="892037596">
     <w:abstractNumId w:val="21"/>
   </w:num>
-  <w:num w:numId="3">
+  <w:num w:numId="3" w16cid:durableId="2131436422">
     <w:abstractNumId w:val="31"/>
   </w:num>
-  <w:num w:numId="4">
+  <w:num w:numId="4" w16cid:durableId="228610630">
     <w:abstractNumId w:val="13"/>
   </w:num>
-  <w:num w:numId="5">
+  <w:num w:numId="5" w16cid:durableId="914555609">
     <w:abstractNumId w:val="7"/>
   </w:num>
-  <w:num w:numId="6">
+  <w:num w:numId="6" w16cid:durableId="986518542">
     <w:abstractNumId w:val="37"/>
   </w:num>
-  <w:num w:numId="7">
+  <w:num w:numId="7" w16cid:durableId="96028197">
     <w:abstractNumId w:val="19"/>
   </w:num>
-  <w:num w:numId="8">
+  <w:num w:numId="8" w16cid:durableId="679507520">
     <w:abstractNumId w:val="12"/>
   </w:num>
-  <w:num w:numId="9">
+  <w:num w:numId="9" w16cid:durableId="1196650255">
     <w:abstractNumId w:val="34"/>
   </w:num>
-  <w:num w:numId="10">
+  <w:num w:numId="10" w16cid:durableId="2080706070">
     <w:abstractNumId w:val="24"/>
   </w:num>
-  <w:num w:numId="11">
+  <w:num w:numId="11" w16cid:durableId="1693535173">
     <w:abstractNumId w:val="1"/>
   </w:num>
-  <w:num w:numId="12">
+  <w:num w:numId="12" w16cid:durableId="1921520405">
     <w:abstractNumId w:val="17"/>
   </w:num>
-  <w:num w:numId="13">
+  <w:num w:numId="13" w16cid:durableId="132842545">
     <w:abstractNumId w:val="16"/>
   </w:num>
-  <w:num w:numId="14">
+  <w:num w:numId="14" w16cid:durableId="759371278">
     <w:abstractNumId w:val="32"/>
   </w:num>
-  <w:num w:numId="15">
+  <w:num w:numId="15" w16cid:durableId="958298661">
     <w:abstractNumId w:val="35"/>
   </w:num>
-  <w:num w:numId="16">
+  <w:num w:numId="16" w16cid:durableId="1202399904">
     <w:abstractNumId w:val="6"/>
   </w:num>
-  <w:num w:numId="17">
+  <w:num w:numId="17" w16cid:durableId="1313952312">
     <w:abstractNumId w:val="3"/>
   </w:num>
-  <w:num w:numId="18">
+  <w:num w:numId="18" w16cid:durableId="1623923137">
     <w:abstractNumId w:val="18"/>
   </w:num>
-  <w:num w:numId="19">
+  <w:num w:numId="19" w16cid:durableId="1333291593">
     <w:abstractNumId w:val="9"/>
   </w:num>
-  <w:num w:numId="20">
+  <w:num w:numId="20" w16cid:durableId="158274981">
     <w:abstractNumId w:val="2"/>
   </w:num>
-  <w:num w:numId="21">
+  <w:num w:numId="21" w16cid:durableId="1383289729">
     <w:abstractNumId w:val="33"/>
   </w:num>
-  <w:num w:numId="22">
+  <w:num w:numId="22" w16cid:durableId="818304588">
     <w:abstractNumId w:val="23"/>
   </w:num>
-  <w:num w:numId="23">
+  <w:num w:numId="23" w16cid:durableId="50079259">
     <w:abstractNumId w:val="15"/>
   </w:num>
-  <w:num w:numId="24">
+  <w:num w:numId="24" w16cid:durableId="2015958585">
     <w:abstractNumId w:val="5"/>
   </w:num>
-  <w:num w:numId="25">
+  <w:num w:numId="25" w16cid:durableId="1193224413">
     <w:abstractNumId w:val="28"/>
   </w:num>
-  <w:num w:numId="26">
+  <w:num w:numId="26" w16cid:durableId="547031372">
     <w:abstractNumId w:val="22"/>
   </w:num>
-  <w:num w:numId="27">
+  <w:num w:numId="27" w16cid:durableId="1449855533">
     <w:abstractNumId w:val="26"/>
   </w:num>
-  <w:num w:numId="28">
+  <w:num w:numId="28" w16cid:durableId="1463887309">
     <w:abstractNumId w:val="20"/>
   </w:num>
-  <w:num w:numId="29">
+  <w:num w:numId="29" w16cid:durableId="1299603901">
     <w:abstractNumId w:val="14"/>
   </w:num>
-  <w:num w:numId="30">
+  <w:num w:numId="30" w16cid:durableId="371925320">
     <w:abstractNumId w:val="11"/>
   </w:num>
-  <w:num w:numId="31">
+  <w:num w:numId="31" w16cid:durableId="1872646010">
     <w:abstractNumId w:val="29"/>
   </w:num>
-  <w:num w:numId="32">
+  <w:num w:numId="32" w16cid:durableId="1460108230">
     <w:abstractNumId w:val="30"/>
   </w:num>
-  <w:num w:numId="33">
+  <w:num w:numId="33" w16cid:durableId="2050183536">
     <w:abstractNumId w:val="0"/>
   </w:num>
-  <w:num w:numId="34">
+  <w:num w:numId="34" w16cid:durableId="140578631">
     <w:abstractNumId w:val="25"/>
   </w:num>
-  <w:num w:numId="35">
+  <w:num w:numId="35" w16cid:durableId="1369836853">
     <w:abstractNumId w:val="8"/>
   </w:num>
-  <w:num w:numId="36">
+  <w:num w:numId="36" w16cid:durableId="993215563">
     <w:abstractNumId w:val="10"/>
   </w:num>
-  <w:num w:numId="37">
+  <w:num w:numId="37" w16cid:durableId="1629584213">
     <w:abstractNumId w:val="4"/>
   </w:num>
-  <w:num w:numId="38">
+  <w:num w:numId="38" w16cid:durableId="827477050">
     <w:abstractNumId w:val="27"/>
   </w:num>
-  <w:num w:numId="39">
+  <w:num w:numId="39" w16cid:durableId="993948142">
     <w:abstractNumId w:val="21"/>
   </w:num>
-  <w:num w:numId="40">
+  <w:num w:numId="40" w16cid:durableId="509024674">
     <w:abstractNumId w:val="24"/>
   </w:num>
   <w:numIdMacAtCleanup w:val="37"/>
@@ -8407,7 +6536,7 @@
 </file>
 
 <file path=word/styles.xml><?xml version="1.0" encoding="utf-8"?>
-<w:styles xmlns:mc="http://schemas.openxmlformats.org/markup-compatibility/2006" xmlns:r="http://schemas.openxmlformats.org/officeDocument/2006/relationships" xmlns:w="http://schemas.openxmlformats.org/wordprocessingml/2006/main" xmlns:w14="http://schemas.microsoft.com/office/word/2010/wordml" xmlns:w15="http://schemas.microsoft.com/office/word/2012/wordml" xmlns:w16cex="http://schemas.microsoft.com/office/word/2018/wordml/cex" xmlns:w16cid="http://schemas.microsoft.com/office/word/2016/wordml/cid" xmlns:w16="http://schemas.microsoft.com/office/word/2018/wordml" xmlns:w16sdtdh="http://schemas.microsoft.com/office/word/2020/wordml/sdtdatahash" xmlns:w16se="http://schemas.microsoft.com/office/word/2015/wordml/symex" mc:Ignorable="w14 w15 w16se w16cid w16 w16cex w16sdtdh">
+<w:styles xmlns:mc="http://schemas.openxmlformats.org/markup-compatibility/2006" xmlns:r="http://schemas.openxmlformats.org/officeDocument/2006/relationships" xmlns:w="http://schemas.openxmlformats.org/wordprocessingml/2006/main" xmlns:w14="http://schemas.microsoft.com/office/word/2010/wordml" xmlns:w15="http://schemas.microsoft.com/office/word/2012/wordml" xmlns:w16cex="http://schemas.microsoft.com/office/word/2018/wordml/cex" xmlns:w16cid="http://schemas.microsoft.com/office/word/2016/wordml/cid" xmlns:w16="http://schemas.microsoft.com/office/word/2018/wordml" xmlns:w16du="http://schemas.microsoft.com/office/word/2023/wordml/word16du" xmlns:w16sdtdh="http://schemas.microsoft.com/office/word/2020/wordml/sdtdatahash" xmlns:w16sdtfl="http://schemas.microsoft.com/office/word/2024/wordml/sdtformatlock" xmlns:w16se="http://schemas.microsoft.com/office/word/2015/wordml/symex" mc:Ignorable="w14 w15 w16se w16cid w16 w16cex w16sdtdh w16sdtfl w16du">
   <w:docDefaults>
     <w:rPrDefault>
       <w:rPr>
@@ -8439,7 +6568,51 @@
     <w:lsdException w:name="Strong" w:qFormat="1"/>
     <w:lsdException w:name="Emphasis" w:qFormat="1"/>
     <w:lsdException w:name="Normal (Web)" w:uiPriority="99"/>
+    <w:lsdException w:name="Normal Table" w:semiHidden="1" w:unhideWhenUsed="1"/>
     <w:lsdException w:name="No List" w:uiPriority="99"/>
+    <w:lsdException w:name="Table Simple 1" w:semiHidden="1" w:unhideWhenUsed="1"/>
+    <w:lsdException w:name="Table Simple 2" w:semiHidden="1" w:unhideWhenUsed="1"/>
+    <w:lsdException w:name="Table Simple 3" w:semiHidden="1" w:unhideWhenUsed="1"/>
+    <w:lsdException w:name="Table Classic 1" w:semiHidden="1" w:unhideWhenUsed="1"/>
+    <w:lsdException w:name="Table Classic 2" w:semiHidden="1" w:unhideWhenUsed="1"/>
+    <w:lsdException w:name="Table Classic 3" w:semiHidden="1" w:unhideWhenUsed="1"/>
+    <w:lsdException w:name="Table Classic 4" w:semiHidden="1" w:unhideWhenUsed="1"/>
+    <w:lsdException w:name="Table Colorful 1" w:semiHidden="1" w:unhideWhenUsed="1"/>
+    <w:lsdException w:name="Table Colorful 2" w:semiHidden="1" w:unhideWhenUsed="1"/>
+    <w:lsdException w:name="Table Colorful 3" w:semiHidden="1" w:unhideWhenUsed="1"/>
+    <w:lsdException w:name="Table Columns 1" w:semiHidden="1" w:unhideWhenUsed="1"/>
+    <w:lsdException w:name="Table Columns 2" w:semiHidden="1" w:unhideWhenUsed="1"/>
+    <w:lsdException w:name="Table Columns 3" w:semiHidden="1" w:unhideWhenUsed="1"/>
+    <w:lsdException w:name="Table Columns 4" w:semiHidden="1" w:unhideWhenUsed="1"/>
+    <w:lsdException w:name="Table Columns 5" w:semiHidden="1" w:unhideWhenUsed="1"/>
+    <w:lsdException w:name="Table Grid 1" w:semiHidden="1" w:unhideWhenUsed="1"/>
+    <w:lsdException w:name="Table Grid 2" w:semiHidden="1" w:unhideWhenUsed="1"/>
+    <w:lsdException w:name="Table Grid 3" w:semiHidden="1" w:unhideWhenUsed="1"/>
+    <w:lsdException w:name="Table Grid 4" w:semiHidden="1" w:unhideWhenUsed="1"/>
+    <w:lsdException w:name="Table Grid 5" w:semiHidden="1" w:unhideWhenUsed="1"/>
+    <w:lsdException w:name="Table Grid 6" w:semiHidden="1" w:unhideWhenUsed="1"/>
+    <w:lsdException w:name="Table Grid 7" w:semiHidden="1" w:unhideWhenUsed="1"/>
+    <w:lsdException w:name="Table Grid 8" w:semiHidden="1" w:unhideWhenUsed="1"/>
+    <w:lsdException w:name="Table List 1" w:semiHidden="1" w:unhideWhenUsed="1"/>
+    <w:lsdException w:name="Table List 2" w:semiHidden="1" w:unhideWhenUsed="1"/>
+    <w:lsdException w:name="Table List 3" w:semiHidden="1" w:unhideWhenUsed="1"/>
+    <w:lsdException w:name="Table List 4" w:semiHidden="1" w:unhideWhenUsed="1"/>
+    <w:lsdException w:name="Table List 5" w:semiHidden="1" w:unhideWhenUsed="1"/>
+    <w:lsdException w:name="Table List 6" w:semiHidden="1" w:unhideWhenUsed="1"/>
+    <w:lsdException w:name="Table List 7" w:semiHidden="1" w:unhideWhenUsed="1"/>
+    <w:lsdException w:name="Table List 8" w:semiHidden="1" w:unhideWhenUsed="1"/>
+    <w:lsdException w:name="Table 3D effects 1" w:semiHidden="1" w:unhideWhenUsed="1"/>
+    <w:lsdException w:name="Table 3D effects 2" w:semiHidden="1" w:unhideWhenUsed="1"/>
+    <w:lsdException w:name="Table 3D effects 3" w:semiHidden="1" w:unhideWhenUsed="1"/>
+    <w:lsdException w:name="Table Contemporary" w:semiHidden="1" w:unhideWhenUsed="1"/>
+    <w:lsdException w:name="Table Elegant" w:semiHidden="1" w:unhideWhenUsed="1"/>
+    <w:lsdException w:name="Table Professional" w:semiHidden="1" w:unhideWhenUsed="1"/>
+    <w:lsdException w:name="Table Subtle 1" w:semiHidden="1" w:unhideWhenUsed="1"/>
+    <w:lsdException w:name="Table Subtle 2" w:semiHidden="1" w:unhideWhenUsed="1"/>
+    <w:lsdException w:name="Table Web 1" w:semiHidden="1" w:unhideWhenUsed="1"/>
+    <w:lsdException w:name="Table Web 2" w:semiHidden="1" w:unhideWhenUsed="1"/>
+    <w:lsdException w:name="Table Web 3" w:semiHidden="1" w:unhideWhenUsed="1"/>
+    <w:lsdException w:name="Table Theme" w:semiHidden="1" w:unhideWhenUsed="1"/>
     <w:lsdException w:name="Placeholder Text" w:semiHidden="1" w:uiPriority="99"/>
     <w:lsdException w:name="No Spacing" w:uiPriority="1" w:qFormat="1"/>
     <w:lsdException w:name="Light Shading" w:uiPriority="60"/>
@@ -8661,7 +6834,7 @@
     <w:lsdException w:name="Unresolved Mention" w:semiHidden="1" w:uiPriority="99" w:unhideWhenUsed="1"/>
     <w:lsdException w:name="Smart Link" w:semiHidden="1" w:uiPriority="99" w:unhideWhenUsed="1"/>
   </w:latentStyles>
-  <w:style w:type="paragraph" w:default="1" w:styleId="Normal">
+  <w:style w:type="paragraph" w:default="1" w:styleId="Standard">
     <w:name w:val="Normal"/>
     <w:qFormat/>
     <w:rsid w:val="004C6BD6"/>
@@ -8673,9 +6846,9 @@
       <w:lang w:eastAsia="en-US"/>
     </w:rPr>
   </w:style>
-  <w:style w:type="paragraph" w:styleId="Heading1">
+  <w:style w:type="paragraph" w:styleId="berschrift1">
     <w:name w:val="heading 1"/>
-    <w:basedOn w:val="Normal"/>
+    <w:basedOn w:val="Standard"/>
     <w:next w:val="ParagraphCharCharChar"/>
     <w:autoRedefine/>
     <w:qFormat/>
@@ -8697,11 +6870,11 @@
       <w:szCs w:val="32"/>
     </w:rPr>
   </w:style>
-  <w:style w:type="paragraph" w:styleId="Heading2">
+  <w:style w:type="paragraph" w:styleId="berschrift2">
     <w:name w:val="heading 2"/>
-    <w:basedOn w:val="Normal"/>
+    <w:basedOn w:val="Standard"/>
     <w:next w:val="ParagraphCharCharChar"/>
-    <w:link w:val="Heading2Char"/>
+    <w:link w:val="berschrift2Zchn"/>
     <w:autoRedefine/>
     <w:uiPriority w:val="9"/>
     <w:qFormat/>
@@ -8725,11 +6898,11 @@
       <w:szCs w:val="24"/>
     </w:rPr>
   </w:style>
-  <w:style w:type="paragraph" w:styleId="Heading3">
+  <w:style w:type="paragraph" w:styleId="berschrift3">
     <w:name w:val="heading 3"/>
-    <w:basedOn w:val="Normal"/>
+    <w:basedOn w:val="Standard"/>
     <w:next w:val="ParagraphCharCharChar"/>
-    <w:link w:val="Heading3Char"/>
+    <w:link w:val="berschrift3Zchn"/>
     <w:autoRedefine/>
     <w:uiPriority w:val="9"/>
     <w:qFormat/>
@@ -8751,9 +6924,9 @@
       <w:sz w:val="22"/>
     </w:rPr>
   </w:style>
-  <w:style w:type="paragraph" w:styleId="Heading4">
+  <w:style w:type="paragraph" w:styleId="berschrift4">
     <w:name w:val="heading 4"/>
-    <w:basedOn w:val="Normal"/>
+    <w:basedOn w:val="Standard"/>
     <w:next w:val="ParagraphCharCharChar"/>
     <w:qFormat/>
     <w:rsid w:val="00CB3F58"/>
@@ -8773,9 +6946,9 @@
       <w:szCs w:val="28"/>
     </w:rPr>
   </w:style>
-  <w:style w:type="paragraph" w:styleId="Heading5">
+  <w:style w:type="paragraph" w:styleId="berschrift5">
     <w:name w:val="heading 5"/>
-    <w:basedOn w:val="Normal"/>
+    <w:basedOn w:val="Standard"/>
     <w:next w:val="ParagraphCharCharChar"/>
     <w:qFormat/>
     <w:rsid w:val="00A57DDB"/>
@@ -8792,9 +6965,9 @@
       <w:szCs w:val="26"/>
     </w:rPr>
   </w:style>
-  <w:style w:type="paragraph" w:styleId="Heading6">
+  <w:style w:type="paragraph" w:styleId="berschrift6">
     <w:name w:val="heading 6"/>
-    <w:basedOn w:val="Normal"/>
+    <w:basedOn w:val="Standard"/>
     <w:next w:val="ParagraphCharCharChar"/>
     <w:qFormat/>
     <w:rsid w:val="00A57DDB"/>
@@ -8810,9 +6983,9 @@
       <w:szCs w:val="22"/>
     </w:rPr>
   </w:style>
-  <w:style w:type="paragraph" w:styleId="Heading7">
+  <w:style w:type="paragraph" w:styleId="berschrift7">
     <w:name w:val="heading 7"/>
-    <w:basedOn w:val="Normal"/>
+    <w:basedOn w:val="Standard"/>
     <w:next w:val="ParagraphCharCharChar"/>
     <w:qFormat/>
     <w:rsid w:val="00A57DDB"/>
@@ -8826,9 +6999,9 @@
       <w:szCs w:val="24"/>
     </w:rPr>
   </w:style>
-  <w:style w:type="paragraph" w:styleId="Heading8">
+  <w:style w:type="paragraph" w:styleId="berschrift8">
     <w:name w:val="heading 8"/>
-    <w:basedOn w:val="Normal"/>
+    <w:basedOn w:val="Standard"/>
     <w:next w:val="ParagraphCharCharChar"/>
     <w:qFormat/>
     <w:rsid w:val="00A57DDB"/>
@@ -8844,9 +7017,9 @@
       <w:szCs w:val="24"/>
     </w:rPr>
   </w:style>
-  <w:style w:type="paragraph" w:styleId="Heading9">
+  <w:style w:type="paragraph" w:styleId="berschrift9">
     <w:name w:val="heading 9"/>
-    <w:basedOn w:val="Normal"/>
+    <w:basedOn w:val="Standard"/>
     <w:next w:val="ParagraphCharCharChar"/>
     <w:qFormat/>
     <w:rsid w:val="00A57DDB"/>
@@ -8860,18 +7033,17 @@
       <w:szCs w:val="22"/>
     </w:rPr>
   </w:style>
-  <w:style w:type="character" w:default="1" w:styleId="DefaultParagraphFont">
+  <w:style w:type="character" w:default="1" w:styleId="Absatz-Standardschriftart">
     <w:name w:val="Default Paragraph Font"/>
     <w:uiPriority w:val="1"/>
     <w:semiHidden/>
     <w:unhideWhenUsed/>
   </w:style>
-  <w:style w:type="table" w:default="1" w:styleId="TableNormal">
+  <w:style w:type="table" w:default="1" w:styleId="NormaleTabelle">
     <w:name w:val="Normal Table"/>
     <w:uiPriority w:val="99"/>
     <w:semiHidden/>
     <w:unhideWhenUsed/>
-    <w:qFormat/>
     <w:tblPr>
       <w:tblInd w:w="0" w:type="dxa"/>
       <w:tblCellMar>
@@ -8882,7 +7054,7 @@
       </w:tblCellMar>
     </w:tblPr>
   </w:style>
-  <w:style w:type="numbering" w:default="1" w:styleId="NoList">
+  <w:style w:type="numbering" w:default="1" w:styleId="KeineListe">
     <w:name w:val="No List"/>
     <w:uiPriority w:val="99"/>
     <w:semiHidden/>
@@ -8911,9 +7083,9 @@
       <w:lang w:val="en-GB" w:eastAsia="en-US" w:bidi="ar-SA"/>
     </w:rPr>
   </w:style>
-  <w:style w:type="character" w:customStyle="1" w:styleId="Heading2Char">
-    <w:name w:val="Heading 2 Char"/>
-    <w:link w:val="Heading2"/>
+  <w:style w:type="character" w:customStyle="1" w:styleId="berschrift2Zchn">
+    <w:name w:val="Überschrift 2 Zchn"/>
+    <w:link w:val="berschrift2"/>
     <w:uiPriority w:val="9"/>
     <w:rsid w:val="00CB3F58"/>
     <w:rPr>
@@ -8928,9 +7100,9 @@
       <w:lang w:val="en-GB"/>
     </w:rPr>
   </w:style>
-  <w:style w:type="character" w:customStyle="1" w:styleId="Heading3Char">
-    <w:name w:val="Heading 3 Char"/>
-    <w:link w:val="Heading3"/>
+  <w:style w:type="character" w:customStyle="1" w:styleId="berschrift3Zchn">
+    <w:name w:val="Überschrift 3 Zchn"/>
+    <w:link w:val="berschrift3"/>
     <w:uiPriority w:val="9"/>
     <w:rsid w:val="00CB3F58"/>
     <w:rPr>
@@ -8942,9 +7114,9 @@
       <w:lang w:val="en-GB"/>
     </w:rPr>
   </w:style>
-  <w:style w:type="table" w:styleId="TableGrid">
+  <w:style w:type="table" w:styleId="Tabellenraster">
     <w:name w:val="Table Grid"/>
-    <w:basedOn w:val="TableNormal"/>
+    <w:basedOn w:val="NormaleTabelle"/>
     <w:rsid w:val="00BD611B"/>
     <w:tblPr>
       <w:tblBorders>
@@ -8959,7 +7131,7 @@
   </w:style>
   <w:style w:type="paragraph" w:customStyle="1" w:styleId="Chapterhead">
     <w:name w:val="Chapter head"/>
-    <w:basedOn w:val="Normal"/>
+    <w:basedOn w:val="Standard"/>
     <w:rsid w:val="00B716F7"/>
     <w:pPr>
       <w:jc w:val="center"/>
@@ -8971,9 +7143,9 @@
       <w:lang w:val="en-US"/>
     </w:rPr>
   </w:style>
-  <w:style w:type="paragraph" w:styleId="Header">
+  <w:style w:type="paragraph" w:styleId="Kopfzeile">
     <w:name w:val="header"/>
-    <w:basedOn w:val="Normal"/>
+    <w:basedOn w:val="Standard"/>
     <w:rsid w:val="00F73369"/>
     <w:pPr>
       <w:tabs>
@@ -8982,10 +7154,10 @@
       </w:tabs>
     </w:pPr>
   </w:style>
-  <w:style w:type="paragraph" w:styleId="Footer">
+  <w:style w:type="paragraph" w:styleId="Fuzeile">
     <w:name w:val="footer"/>
-    <w:basedOn w:val="Normal"/>
-    <w:link w:val="FooterChar"/>
+    <w:basedOn w:val="Standard"/>
+    <w:link w:val="FuzeileZchn"/>
     <w:uiPriority w:val="99"/>
     <w:rsid w:val="00F73369"/>
     <w:pPr>
@@ -8995,15 +7167,15 @@
       </w:tabs>
     </w:pPr>
   </w:style>
-  <w:style w:type="character" w:styleId="PageNumber">
+  <w:style w:type="character" w:styleId="Seitenzahl">
     <w:name w:val="page number"/>
-    <w:basedOn w:val="DefaultParagraphFont"/>
+    <w:basedOn w:val="Absatz-Standardschriftart"/>
     <w:rsid w:val="00F73369"/>
   </w:style>
-  <w:style w:type="paragraph" w:styleId="TOC1">
+  <w:style w:type="paragraph" w:styleId="Verzeichnis1">
     <w:name w:val="toc 1"/>
-    <w:basedOn w:val="Normal"/>
-    <w:next w:val="Normal"/>
+    <w:basedOn w:val="Standard"/>
+    <w:next w:val="Standard"/>
     <w:autoRedefine/>
     <w:uiPriority w:val="39"/>
     <w:rsid w:val="00776546"/>
@@ -9011,18 +7183,18 @@
       <w:b/>
     </w:rPr>
   </w:style>
-  <w:style w:type="paragraph" w:styleId="TOC2">
+  <w:style w:type="paragraph" w:styleId="Verzeichnis2">
     <w:name w:val="toc 2"/>
-    <w:basedOn w:val="Normal"/>
-    <w:next w:val="Normal"/>
+    <w:basedOn w:val="Standard"/>
+    <w:next w:val="Standard"/>
     <w:autoRedefine/>
     <w:uiPriority w:val="39"/>
     <w:rsid w:val="00C466D0"/>
   </w:style>
-  <w:style w:type="paragraph" w:styleId="TOC3">
+  <w:style w:type="paragraph" w:styleId="Verzeichnis3">
     <w:name w:val="toc 3"/>
-    <w:basedOn w:val="Normal"/>
-    <w:next w:val="Normal"/>
+    <w:basedOn w:val="Standard"/>
+    <w:next w:val="Standard"/>
     <w:autoRedefine/>
     <w:uiPriority w:val="39"/>
     <w:rsid w:val="00C466D0"/>
@@ -9036,9 +7208,9 @@
       <w:u w:val="single"/>
     </w:rPr>
   </w:style>
-  <w:style w:type="character" w:styleId="LineNumber">
+  <w:style w:type="character" w:styleId="Zeilennummer">
     <w:name w:val="line number"/>
-    <w:basedOn w:val="DefaultParagraphFont"/>
+    <w:basedOn w:val="Absatz-Standardschriftart"/>
     <w:rsid w:val="009D6B51"/>
   </w:style>
   <w:style w:type="character" w:styleId="HTMLCode">
@@ -9050,10 +7222,10 @@
       <w:szCs w:val="20"/>
     </w:rPr>
   </w:style>
-  <w:style w:type="paragraph" w:styleId="Caption">
+  <w:style w:type="paragraph" w:styleId="Beschriftung">
     <w:name w:val="caption"/>
-    <w:basedOn w:val="Normal"/>
-    <w:next w:val="Normal"/>
+    <w:basedOn w:val="Standard"/>
+    <w:next w:val="Standard"/>
     <w:qFormat/>
     <w:rsid w:val="00A93869"/>
     <w:pPr>
@@ -9070,10 +7242,10 @@
       <w:lang w:val="en-US"/>
     </w:rPr>
   </w:style>
-  <w:style w:type="paragraph" w:styleId="NormalWeb">
+  <w:style w:type="paragraph" w:styleId="StandardWeb">
     <w:name w:val="Normal (Web)"/>
-    <w:basedOn w:val="Normal"/>
-    <w:link w:val="NormalWebChar"/>
+    <w:basedOn w:val="Standard"/>
+    <w:link w:val="StandardWebZchn"/>
     <w:uiPriority w:val="99"/>
     <w:rsid w:val="00EA24D4"/>
     <w:pPr>
@@ -9086,9 +7258,9 @@
       <w:lang w:val="en-US"/>
     </w:rPr>
   </w:style>
-  <w:style w:type="character" w:customStyle="1" w:styleId="NormalWebChar">
-    <w:name w:val="Normal (Web) Char"/>
-    <w:link w:val="NormalWeb"/>
+  <w:style w:type="character" w:customStyle="1" w:styleId="StandardWebZchn">
+    <w:name w:val="Standard (Web) Zchn"/>
+    <w:link w:val="StandardWeb"/>
     <w:rsid w:val="00EA24D4"/>
     <w:rPr>
       <w:rFonts w:ascii="Arial" w:hAnsi="Arial" w:cs="Arial"/>
@@ -9097,9 +7269,9 @@
       <w:lang w:val="en-US" w:eastAsia="en-US" w:bidi="ar-SA"/>
     </w:rPr>
   </w:style>
-  <w:style w:type="paragraph" w:styleId="BodyText">
+  <w:style w:type="paragraph" w:styleId="Textkrper">
     <w:name w:val="Body Text"/>
-    <w:basedOn w:val="Normal"/>
+    <w:basedOn w:val="Standard"/>
     <w:rsid w:val="00A93869"/>
     <w:pPr>
       <w:widowControl w:val="0"/>
@@ -9115,7 +7287,7 @@
   </w:style>
   <w:style w:type="paragraph" w:customStyle="1" w:styleId="Footerempty">
     <w:name w:val="Footerempty"/>
-    <w:basedOn w:val="Footer"/>
+    <w:basedOn w:val="Fuzeile"/>
     <w:rsid w:val="00A83C8D"/>
     <w:pPr>
       <w:tabs>
@@ -9133,7 +7305,7 @@
   </w:style>
   <w:style w:type="paragraph" w:customStyle="1" w:styleId="FrontPage">
     <w:name w:val="FrontPage"/>
-    <w:basedOn w:val="Normal"/>
+    <w:basedOn w:val="Standard"/>
     <w:link w:val="FrontPageChar"/>
     <w:rsid w:val="00DA2710"/>
     <w:pPr>
@@ -9147,7 +7319,7 @@
   </w:style>
   <w:style w:type="paragraph" w:customStyle="1" w:styleId="DatePub">
     <w:name w:val="DatePub"/>
-    <w:basedOn w:val="Normal"/>
+    <w:basedOn w:val="Standard"/>
     <w:rsid w:val="00DA2710"/>
     <w:pPr>
       <w:jc w:val="center"/>
@@ -9159,7 +7331,7 @@
   </w:style>
   <w:style w:type="paragraph" w:customStyle="1" w:styleId="TableHeading">
     <w:name w:val="TableHeading"/>
-    <w:basedOn w:val="Normal"/>
+    <w:basedOn w:val="Standard"/>
     <w:rsid w:val="00CD2966"/>
     <w:rPr>
       <w:rFonts w:cs="Arial"/>
@@ -9168,7 +7340,7 @@
       <w:szCs w:val="32"/>
     </w:rPr>
   </w:style>
-  <w:style w:type="paragraph" w:styleId="Quote">
+  <w:style w:type="paragraph" w:styleId="Zitat">
     <w:name w:val="Quote"/>
     <w:basedOn w:val="ParagraphCharCharChar"/>
     <w:qFormat/>
@@ -9184,7 +7356,7 @@
   </w:style>
   <w:style w:type="paragraph" w:customStyle="1" w:styleId="AttributeName">
     <w:name w:val="AttributeName"/>
-    <w:basedOn w:val="Normal"/>
+    <w:basedOn w:val="Standard"/>
     <w:link w:val="AttributeNameChar"/>
     <w:rsid w:val="00CD2966"/>
     <w:rPr>
@@ -9260,7 +7432,7 @@
   </w:style>
   <w:style w:type="paragraph" w:customStyle="1" w:styleId="Nurbered1">
     <w:name w:val="Nurbered1"/>
-    <w:basedOn w:val="Normal"/>
+    <w:basedOn w:val="Standard"/>
     <w:rsid w:val="00AF7C93"/>
     <w:pPr>
       <w:numPr>
@@ -9276,7 +7448,7 @@
   </w:style>
   <w:style w:type="paragraph" w:customStyle="1" w:styleId="Numbered2">
     <w:name w:val="Numbered2"/>
-    <w:basedOn w:val="Normal"/>
+    <w:basedOn w:val="Standard"/>
     <w:rsid w:val="00AF7C93"/>
     <w:pPr>
       <w:numPr>
@@ -9291,7 +7463,7 @@
   </w:style>
   <w:style w:type="paragraph" w:customStyle="1" w:styleId="Bulleted">
     <w:name w:val="Bulleted"/>
-    <w:basedOn w:val="Normal"/>
+    <w:basedOn w:val="Standard"/>
     <w:rsid w:val="006E62CE"/>
     <w:pPr>
       <w:numPr>
@@ -9381,7 +7553,7 @@
   </w:style>
   <w:style w:type="paragraph" w:customStyle="1" w:styleId="Text2">
     <w:name w:val="Text 2"/>
-    <w:basedOn w:val="Normal"/>
+    <w:basedOn w:val="Standard"/>
     <w:rsid w:val="00434E41"/>
     <w:pPr>
       <w:tabs>
@@ -9398,9 +7570,9 @@
       <w:sz w:val="24"/>
     </w:rPr>
   </w:style>
-  <w:style w:type="paragraph" w:styleId="BalloonText">
+  <w:style w:type="paragraph" w:styleId="Sprechblasentext">
     <w:name w:val="Balloon Text"/>
-    <w:basedOn w:val="Normal"/>
+    <w:basedOn w:val="Standard"/>
     <w:semiHidden/>
     <w:rsid w:val="00FC384C"/>
     <w:rPr>
@@ -9433,7 +7605,7 @@
   </w:style>
   <w:style w:type="paragraph" w:customStyle="1" w:styleId="section">
     <w:name w:val="section"/>
-    <w:basedOn w:val="Normal"/>
+    <w:basedOn w:val="Standard"/>
     <w:link w:val="sectionChar"/>
     <w:rsid w:val="004A0958"/>
     <w:pPr>
@@ -9470,7 +7642,7 @@
   </w:style>
   <w:style w:type="paragraph" w:customStyle="1" w:styleId="content">
     <w:name w:val="content"/>
-    <w:basedOn w:val="Normal"/>
+    <w:basedOn w:val="Standard"/>
     <w:rsid w:val="00856DDB"/>
     <w:pPr>
       <w:spacing w:before="100" w:beforeAutospacing="1" w:after="100" w:afterAutospacing="1"/>
@@ -9482,7 +7654,7 @@
   </w:style>
   <w:style w:type="paragraph" w:customStyle="1" w:styleId="code">
     <w:name w:val="code"/>
-    <w:basedOn w:val="Normal"/>
+    <w:basedOn w:val="Standard"/>
     <w:rsid w:val="00856DDB"/>
     <w:pPr>
       <w:numPr>
@@ -9500,7 +7672,7 @@
   </w:style>
   <w:style w:type="paragraph" w:customStyle="1" w:styleId="StyleNormalWebComplexTimesNewRoman">
     <w:name w:val="Style Normal (Web) + (Complex) Times New Roman"/>
-    <w:basedOn w:val="NormalWeb"/>
+    <w:basedOn w:val="StandardWeb"/>
     <w:link w:val="StyleNormalWebComplexTimesNewRomanChar"/>
     <w:rsid w:val="00221DD3"/>
     <w:rPr>
@@ -9520,7 +7692,7 @@
   </w:style>
   <w:style w:type="paragraph" w:customStyle="1" w:styleId="StyleHeading2ComplexTimesNewRoman2">
     <w:name w:val="Style Heading 2 + (Complex) Times New Roman2"/>
-    <w:basedOn w:val="Normal"/>
+    <w:basedOn w:val="Standard"/>
     <w:rsid w:val="00A57DDB"/>
     <w:pPr>
       <w:tabs>
@@ -9531,7 +7703,7 @@
   </w:style>
   <w:style w:type="paragraph" w:customStyle="1" w:styleId="StyleHeading3ComplexTimesNewRoman1">
     <w:name w:val="Style Heading 3 + (Complex) Times New Roman1"/>
-    <w:basedOn w:val="Normal"/>
+    <w:basedOn w:val="Standard"/>
     <w:rsid w:val="00A57DDB"/>
     <w:pPr>
       <w:numPr>
@@ -9542,7 +7714,7 @@
   </w:style>
   <w:style w:type="paragraph" w:customStyle="1" w:styleId="StyleNormalWebComplexTimesNewRomanBold">
     <w:name w:val="Style Normal (Web) + (Complex) Times New Roman Bold"/>
-    <w:basedOn w:val="NormalWeb"/>
+    <w:basedOn w:val="StandardWeb"/>
     <w:link w:val="StyleNormalWebComplexTimesNewRomanBoldChar"/>
     <w:rsid w:val="00221DD3"/>
     <w:rPr>
@@ -9566,7 +7738,7 @@
   </w:style>
   <w:style w:type="paragraph" w:customStyle="1" w:styleId="StyleHeading3ComplexTimesNewRoman">
     <w:name w:val="Style Heading 3 + (Complex) Times New Roman"/>
-    <w:basedOn w:val="Heading3"/>
+    <w:basedOn w:val="berschrift3"/>
     <w:rsid w:val="00221DD3"/>
     <w:pPr>
       <w:numPr>
@@ -9579,7 +7751,7 @@
   </w:style>
   <w:style w:type="paragraph" w:customStyle="1" w:styleId="StyleNormalWebComplexTimesNewRoman1">
     <w:name w:val="Style Normal (Web) + (Complex) Times New Roman1"/>
-    <w:basedOn w:val="NormalWeb"/>
+    <w:basedOn w:val="StandardWeb"/>
     <w:link w:val="StyleNormalWebComplexTimesNewRoman1Char"/>
     <w:rsid w:val="00A976DC"/>
     <w:rPr>
@@ -9599,7 +7771,7 @@
   </w:style>
   <w:style w:type="paragraph" w:customStyle="1" w:styleId="StyleNormalWebComplexTimesNewRomanBold1">
     <w:name w:val="Style Normal (Web) + (Complex) Times New Roman Bold1"/>
-    <w:basedOn w:val="NormalWeb"/>
+    <w:basedOn w:val="StandardWeb"/>
     <w:link w:val="StyleNormalWebComplexTimesNewRomanBold1Char"/>
     <w:rsid w:val="00A976DC"/>
     <w:rPr>
@@ -9623,7 +7795,7 @@
   </w:style>
   <w:style w:type="paragraph" w:customStyle="1" w:styleId="StyleHeading3ComplexTimesNewRoman2">
     <w:name w:val="Style Heading 3 + (Complex) Times New Roman2"/>
-    <w:basedOn w:val="Heading3"/>
+    <w:basedOn w:val="berschrift3"/>
     <w:rsid w:val="00A976DC"/>
     <w:pPr>
       <w:numPr>
@@ -9636,7 +7808,7 @@
   </w:style>
   <w:style w:type="paragraph" w:customStyle="1" w:styleId="StyleHeading3ComplexTimesNewRoman3">
     <w:name w:val="Style Heading 3 + (Complex) Times New Roman3"/>
-    <w:basedOn w:val="Heading3"/>
+    <w:basedOn w:val="berschrift3"/>
     <w:rsid w:val="00EA24D4"/>
     <w:pPr>
       <w:numPr>
@@ -9668,17 +7840,17 @@
   </w:style>
   <w:style w:type="character" w:customStyle="1" w:styleId="apple-converted-space">
     <w:name w:val="apple-converted-space"/>
-    <w:basedOn w:val="DefaultParagraphFont"/>
+    <w:basedOn w:val="Absatz-Standardschriftart"/>
     <w:rsid w:val="005A3000"/>
   </w:style>
   <w:style w:type="character" w:customStyle="1" w:styleId="apple-style-span">
     <w:name w:val="apple-style-span"/>
-    <w:basedOn w:val="DefaultParagraphFont"/>
+    <w:basedOn w:val="Absatz-Standardschriftart"/>
     <w:rsid w:val="002C37A2"/>
   </w:style>
-  <w:style w:type="character" w:customStyle="1" w:styleId="FooterChar">
-    <w:name w:val="Footer Char"/>
-    <w:link w:val="Footer"/>
+  <w:style w:type="character" w:customStyle="1" w:styleId="FuzeileZchn">
+    <w:name w:val="Fußzeile Zchn"/>
+    <w:link w:val="Fuzeile"/>
     <w:uiPriority w:val="99"/>
     <w:rsid w:val="0033259E"/>
     <w:rPr>
@@ -9686,10 +7858,10 @@
       <w:lang w:val="en-GB"/>
     </w:rPr>
   </w:style>
-  <w:style w:type="paragraph" w:styleId="TOCHeading">
+  <w:style w:type="paragraph" w:styleId="Inhaltsverzeichnisberschrift">
     <w:name w:val="TOC Heading"/>
-    <w:basedOn w:val="Heading1"/>
-    <w:next w:val="Normal"/>
+    <w:basedOn w:val="berschrift1"/>
+    <w:next w:val="Standard"/>
     <w:uiPriority w:val="39"/>
     <w:qFormat/>
     <w:rsid w:val="00CB3F58"/>
